--- a/Docs/FLARM_USB_Updater_Design_Document.docx
+++ b/Docs/FLARM_USB_Updater_Design_Document.docx
@@ -27,7 +27,24 @@
     </w:p>
     <w:p>
       <w:pPr>
-        <w:spacing w:after="400"/>
+        <w:spacing w:after="100"/>
+        <w:jc w:val="center"/>
+      </w:pPr>
+      <w:r>
+        <w:rPr>
+          <w:rFonts w:ascii="Arial" w:cs="Arial" w:eastAsia="Arial" w:hAnsi="Arial"/>
+          <w:b/>
+          <w:bCs/>
+          <w:color w:val="1B3A5C"/>
+          <w:sz w:val="24"/>
+          <w:szCs w:val="24"/>
+        </w:rPr>
+        <w:t xml:space="preserve">REV A</w:t>
+      </w:r>
+    </w:p>
+    <w:p>
+      <w:pPr>
+        <w:spacing w:after="100"/>
         <w:jc w:val="center"/>
       </w:pPr>
       <w:r>
@@ -36,7 +53,21 @@
           <w:sz w:val="20"/>
           <w:szCs w:val="20"/>
         </w:rPr>
-        <w:t xml:space="preserve">Rev 1.0 — March 2026</w:t>
+        <w:t xml:space="preserve">PCB: 53.4 × 30.5 mm (2102 × 1200 mil), 2-layer FR4</w:t>
+      </w:r>
+    </w:p>
+    <w:p>
+      <w:pPr>
+        <w:spacing w:after="400"/>
+        <w:jc w:val="center"/>
+      </w:pPr>
+      <w:r>
+        <w:rPr>
+          <w:color w:val="666666"/>
+          <w:sz w:val="20"/>
+          <w:szCs w:val="20"/>
+        </w:rPr>
+        <w:t xml:space="preserve">March 2026</w:t>
       </w:r>
     </w:p>
     <w:p>
@@ -179,7 +210,7 @@
           <w:sz w:val="20"/>
           <w:szCs w:val="20"/>
         </w:rPr>
-        <w:t xml:space="preserve">3 status LEDs: power (green), TX (yellow), RX (yellow)</w:t>
+        <w:t xml:space="preserve">3 status LEDs: power (green), TX (green), RX (yellow)</w:t>
       </w:r>
     </w:p>
     <w:p>
@@ -478,7 +509,7 @@
           <w:sz w:val="20"/>
           <w:szCs w:val="20"/>
         </w:rPr>
-        <w:t xml:space="preserve">LED2 (yellow, KT-0805Y): TX activity. R8 (680Ω) to TXLED (CBUS0). I = (5-2.1)/680 = 4.3mA when active.</w:t>
+        <w:t xml:space="preserve">LED2 (green, KT-0805G): TX activity. R8 (680Ω) to TXLED (CBUS0). I = (5-2.8)/680 = 3.2mA when active.</w:t>
       </w:r>
     </w:p>
     <w:p>
@@ -4459,7 +4490,7 @@
                 <w:sz w:val="18"/>
                 <w:szCs w:val="18"/>
               </w:rPr>
-              <w:t xml:space="preserve">KT-0805Y</w:t>
+              <w:t xml:space="preserve">KT-0805G</w:t>
             </w:r>
           </w:p>
         </w:tc>
@@ -4485,7 +4516,7 @@
                 <w:sz w:val="18"/>
                 <w:szCs w:val="18"/>
               </w:rPr>
-              <w:t xml:space="preserve">TX LED (yellow)</w:t>
+              <w:t xml:space="preserve">TX LED (green)</w:t>
             </w:r>
           </w:p>
         </w:tc>
@@ -4537,7 +4568,7 @@
                 <w:sz w:val="18"/>
                 <w:szCs w:val="18"/>
               </w:rPr>
-              <w:t xml:space="preserve">C2296</w:t>
+              <w:t xml:space="preserve">C2297</w:t>
             </w:r>
           </w:p>
         </w:tc>
@@ -7582,6 +7613,18 @@
       </w:pPr>
       <w:r>
         <w:t xml:space="preserve">6. PCB Design</w:t>
+      </w:r>
+    </w:p>
+    <w:p>
+      <w:pPr>
+        <w:spacing w:after="100"/>
+      </w:pPr>
+      <w:r>
+        <w:rPr>
+          <w:b/>
+          <w:bCs/>
+        </w:rPr>
+        <w:t xml:space="preserve">Board: 53.4 × 30.5 mm (2102 × 1200 mil), 2-layer FR4, 1oz copper.</w:t>
       </w:r>
     </w:p>
     <w:p>
@@ -7598,7 +7641,7 @@
           <w:sz w:val="20"/>
           <w:szCs w:val="20"/>
         </w:rPr>
-        <w:t xml:space="preserve">2-layer board with GND copper pour on both layers</w:t>
+        <w:t xml:space="preserve">GND copper pour on both layers (164 poured regions)</w:t>
       </w:r>
     </w:p>
     <w:p>
@@ -7615,7 +7658,7 @@
           <w:sz w:val="20"/>
           <w:szCs w:val="20"/>
         </w:rPr>
-        <w:t xml:space="preserve">Via stitching between top and bottom ground planes</w:t>
+        <w:t xml:space="preserve">51 vias (49 GND, 2 VUSB) for ground plane stitching</w:t>
       </w:r>
     </w:p>
     <w:p>
@@ -7632,7 +7675,7 @@
           <w:sz w:val="20"/>
           <w:szCs w:val="20"/>
         </w:rPr>
-        <w:t xml:space="preserve">Power traces (VUSB, VBOOST, V12_OUT, GND): 20mil minimum</w:t>
+        <w:t xml:space="preserve">Power traces (VUSB, VBOOST, SW, V3V3): 20mil</w:t>
       </w:r>
     </w:p>
     <w:p>
@@ -7649,7 +7692,7 @@
           <w:sz w:val="20"/>
           <w:szCs w:val="20"/>
         </w:rPr>
-        <w:t xml:space="preserve">Signal traces (UART, RS232, USB, LED): 10mil</w:t>
+        <w:t xml:space="preserve">V12_OUT traces: 15mil</w:t>
       </w:r>
     </w:p>
     <w:p>
@@ -7666,7 +7709,7 @@
           <w:sz w:val="20"/>
           <w:szCs w:val="20"/>
         </w:rPr>
-        <w:t xml:space="preserve">USB differential pair (UD+/UD-): matched length</w:t>
+        <w:t xml:space="preserve">Signal traces (UART, RS232, USB, LED): 10mil</w:t>
       </w:r>
     </w:p>
     <w:p>
@@ -7683,7 +7726,7 @@
           <w:sz w:val="20"/>
           <w:szCs w:val="20"/>
         </w:rPr>
-        <w:t xml:space="preserve">M2.5 mounting holes at opposite corners (GND net)</w:t>
+        <w:t xml:space="preserve">USB differential pair (UD+/UD-): length matched at 24.3mm</w:t>
       </w:r>
     </w:p>
     <w:p>
@@ -7700,7 +7743,7 @@
           <w:sz w:val="20"/>
           <w:szCs w:val="20"/>
         </w:rPr>
-        <w:t xml:space="preserve">Test points: VUSB, VBOOST, V12_OUT, V3V3, GND</w:t>
+        <w:t xml:space="preserve">312 trace segments across 29 routed nets</w:t>
       </w:r>
     </w:p>
     <w:p>
@@ -7789,7 +7832,7 @@
         <w:spacing w:after="200"/>
       </w:pPr>
       <w:r>
-        <w:t xml:space="preserve">Limits current between AMS1117-3.3 output and FLARM's internal 3.3V regulator on pin 3. During firmware updates, FLARM drives pin 3 at ~3.3V; R6 prevents significant backfeed current between the two regulators.</w:t>
+        <w:t xml:space="preserve">FLARM outputs up to 200mA at 3.3V on pin 3 (per FLARM manual). Without R6, two LDO outputs would fight, causing uncontrolled current flow. R6 limits mismatch current to ~10mA max. AMS1117 handles backfeed safely with 22µF caps (no protection diode needed). Can be replaced with 0Ω if display voltage drop is an issue.</w:t>
       </w:r>
     </w:p>
     <w:p>
@@ -7813,7 +7856,193 @@
         <w:pStyle w:val="Heading1"/>
       </w:pPr>
       <w:r>
-        <w:t xml:space="preserve">8. Remaining Items</w:t>
+        <w:t xml:space="preserve">8. Design Verification (REV A)</w:t>
+      </w:r>
+    </w:p>
+    <w:p>
+      <w:pPr>
+        <w:spacing w:after="100"/>
+      </w:pPr>
+      <w:r>
+        <w:t xml:space="preserve">Full electrical review completed 2026-03-13:</w:t>
+      </w:r>
+    </w:p>
+    <w:p>
+      <w:pPr>
+        <w:pStyle w:val="ListParagraph"/>
+        <w:numPr>
+          <w:ilvl w:val="0"/>
+          <w:numId w:val="2"/>
+        </w:numPr>
+        <w:spacing w:after="60"/>
+      </w:pPr>
+      <w:r>
+        <w:rPr>
+          <w:sz w:val="20"/>
+          <w:szCs w:val="20"/>
+        </w:rPr>
+        <w:t xml:space="preserve">FT232RL: all 28 pins verified (TEST→GND, CTS/DSR/DCD/RI→GND, OSCI/OSCO NC)</w:t>
+      </w:r>
+    </w:p>
+    <w:p>
+      <w:pPr>
+        <w:pStyle w:val="ListParagraph"/>
+        <w:numPr>
+          <w:ilvl w:val="0"/>
+          <w:numId w:val="2"/>
+        </w:numPr>
+        <w:spacing w:after="60"/>
+      </w:pPr>
+      <w:r>
+        <w:rPr>
+          <w:sz w:val="20"/>
+          <w:szCs w:val="20"/>
+        </w:rPr>
+        <w:t xml:space="preserve">MAX3232: charge pump caps correct, ch1 UART↔RS232, T2IN (pin 10) tied to GND</w:t>
+      </w:r>
+    </w:p>
+    <w:p>
+      <w:pPr>
+        <w:pStyle w:val="ListParagraph"/>
+        <w:numPr>
+          <w:ilvl w:val="0"/>
+          <w:numId w:val="2"/>
+        </w:numPr>
+        <w:spacing w:after="60"/>
+      </w:pPr>
+      <w:r>
+        <w:rPr>
+          <w:sz w:val="20"/>
+          <w:szCs w:val="20"/>
+        </w:rPr>
+        <w:t xml:space="preserve">MT3608: boost topology correct, Vout=12.36V, D1 polarity correct</w:t>
+      </w:r>
+    </w:p>
+    <w:p>
+      <w:pPr>
+        <w:pStyle w:val="ListParagraph"/>
+        <w:numPr>
+          <w:ilvl w:val="0"/>
+          <w:numId w:val="2"/>
+        </w:numPr>
+        <w:spacing w:after="60"/>
+      </w:pPr>
+      <w:r>
+        <w:rPr>
+          <w:sz w:val="20"/>
+          <w:szCs w:val="20"/>
+        </w:rPr>
+        <w:t xml:space="preserve">USB-C: CC pulldowns 5.1kΩ, D+/D- through USBLC6, both orientations</w:t>
+      </w:r>
+    </w:p>
+    <w:p>
+      <w:pPr>
+        <w:pStyle w:val="ListParagraph"/>
+        <w:numPr>
+          <w:ilvl w:val="0"/>
+          <w:numId w:val="2"/>
+        </w:numPr>
+        <w:spacing w:after="60"/>
+      </w:pPr>
+      <w:r>
+        <w:rPr>
+          <w:sz w:val="20"/>
+          <w:szCs w:val="20"/>
+        </w:rPr>
+        <w:t xml:space="preserve">AMS1117: V3V3 → R6 (10Ω) → RJ45 pin 3, adequate headroom (1.7V)</w:t>
+      </w:r>
+    </w:p>
+    <w:p>
+      <w:pPr>
+        <w:pStyle w:val="ListParagraph"/>
+        <w:numPr>
+          <w:ilvl w:val="0"/>
+          <w:numId w:val="2"/>
+        </w:numPr>
+        <w:spacing w:after="60"/>
+      </w:pPr>
+      <w:r>
+        <w:rPr>
+          <w:sz w:val="20"/>
+          <w:szCs w:val="20"/>
+        </w:rPr>
+        <w:t xml:space="preserve">LED circuits: active-low CBUS, correct polarity, 3.2–4.3mA</w:t>
+      </w:r>
+    </w:p>
+    <w:p>
+      <w:pPr>
+        <w:pStyle w:val="ListParagraph"/>
+        <w:numPr>
+          <w:ilvl w:val="0"/>
+          <w:numId w:val="2"/>
+        </w:numPr>
+        <w:spacing w:after="60"/>
+      </w:pPr>
+      <w:r>
+        <w:rPr>
+          <w:sz w:val="20"/>
+          <w:szCs w:val="20"/>
+        </w:rPr>
+        <w:t xml:space="preserve">RJ45 pinout matches FLARM IGC specification</w:t>
+      </w:r>
+    </w:p>
+    <w:p>
+      <w:pPr>
+        <w:pStyle w:val="ListParagraph"/>
+        <w:numPr>
+          <w:ilvl w:val="0"/>
+          <w:numId w:val="2"/>
+        </w:numPr>
+        <w:spacing w:after="60"/>
+      </w:pPr>
+      <w:r>
+        <w:rPr>
+          <w:sz w:val="20"/>
+          <w:szCs w:val="20"/>
+        </w:rPr>
+        <w:t xml:space="preserve">USB D+/D- length matched (24.3mm each)</w:t>
+      </w:r>
+    </w:p>
+    <w:p>
+      <w:pPr>
+        <w:pStyle w:val="ListParagraph"/>
+        <w:numPr>
+          <w:ilvl w:val="0"/>
+          <w:numId w:val="2"/>
+        </w:numPr>
+        <w:spacing w:after="60"/>
+      </w:pPr>
+      <w:r>
+        <w:rPr>
+          <w:sz w:val="20"/>
+          <w:szCs w:val="20"/>
+        </w:rPr>
+        <w:t xml:space="preserve">Power budget: ~280mA within USB 2.0 500mA limit</w:t>
+      </w:r>
+    </w:p>
+    <w:p>
+      <w:pPr>
+        <w:pStyle w:val="ListParagraph"/>
+        <w:numPr>
+          <w:ilvl w:val="0"/>
+          <w:numId w:val="2"/>
+        </w:numPr>
+        <w:spacing w:after="60"/>
+      </w:pPr>
+      <w:r>
+        <w:rPr>
+          <w:sz w:val="20"/>
+          <w:szCs w:val="20"/>
+        </w:rPr>
+        <w:t xml:space="preserve">All capacitor voltage ratings ≥1.8×, all resistor power ratings &lt;40%</w:t>
+      </w:r>
+    </w:p>
+    <w:p>
+      <w:pPr>
+        <w:pStyle w:val="Heading1"/>
+      </w:pPr>
+      <w:r>
+        <w:t xml:space="preserve">9. Remaining Items</w:t>
       </w:r>
     </w:p>
     <w:p>
@@ -7830,7 +8059,7 @@
           <w:sz w:val="20"/>
           <w:szCs w:val="20"/>
         </w:rPr>
-        <w:t xml:space="preserve">Tie MAX3232 pin 10 (T2IN) to GND in schematic</w:t>
+        <w:t xml:space="preserve">Run ERC and DRC in EasyEDA Pro</w:t>
       </w:r>
     </w:p>
     <w:p>
@@ -7847,7 +8076,7 @@
           <w:sz w:val="20"/>
           <w:szCs w:val="20"/>
         </w:rPr>
-        <w:t xml:space="preserve">Verify R7/R8/R9 are updated to 680Ω (0402WGF6800TCE)</w:t>
+        <w:t xml:space="preserve">Verify SMD RJ45 (RJ-064-1) C-number for JLCPCB</w:t>
       </w:r>
     </w:p>
     <w:p>
@@ -7864,7 +8093,7 @@
           <w:sz w:val="20"/>
           <w:szCs w:val="20"/>
         </w:rPr>
-        <w:t xml:space="preserve">Run ERC and DRC in EasyEDA Pro</w:t>
+        <w:t xml:space="preserve">Export Gerber, BOM, CPL for JLCPCB order</w:t>
       </w:r>
     </w:p>
     <w:p>
@@ -7881,24 +8110,7 @@
           <w:sz w:val="20"/>
           <w:szCs w:val="20"/>
         </w:rPr>
-        <w:t xml:space="preserve">Verify SMD RJ45 (RJ-064-1) footprint and C-number</w:t>
-      </w:r>
-    </w:p>
-    <w:p>
-      <w:pPr>
-        <w:pStyle w:val="ListParagraph"/>
-        <w:numPr>
-          <w:ilvl w:val="0"/>
-          <w:numId w:val="4"/>
-        </w:numPr>
-        <w:spacing w:after="80"/>
-      </w:pPr>
-      <w:r>
-        <w:rPr>
-          <w:sz w:val="20"/>
-          <w:szCs w:val="20"/>
-        </w:rPr>
-        <w:t xml:space="preserve">Export Gerber, BOM, CPL for JLCPCB order</w:t>
+        <w:t xml:space="preserve">Test AMS1117 output stability with MLCC caps after build</w:t>
       </w:r>
     </w:p>
     <w:p>

--- a/Docs/FLARM_USB_Updater_Design_Document.docx
+++ b/Docs/FLARM_USB_Updater_Design_Document.docx
@@ -39,7 +39,7 @@
           <w:sz w:val="24"/>
           <w:szCs w:val="24"/>
         </w:rPr>
-        <w:t xml:space="preserve">REV A</w:t>
+        <w:t xml:space="preserve">REV B</w:t>
       </w:r>
     </w:p>
     <w:p>
@@ -67,7 +67,7 @@
           <w:sz w:val="20"/>
           <w:szCs w:val="20"/>
         </w:rPr>
-        <w:t xml:space="preserve">March 2026</w:t>
+        <w:t xml:space="preserve">April 2026</w:t>
       </w:r>
     </w:p>
     <w:p>
@@ -381,7 +381,7 @@
         <w:t xml:space="preserve">Boost Converter (MT3608): </w:t>
       </w:r>
       <w:r>
-        <w:t xml:space="preserve">Converts 5V USB to ~12.36V. Feedback divider R1 (100kΩ) / R2 (5.1kΩ) sets Vout = 0.6 × (1 + R1/R2) = 12.36V. Schottky diode D1 (B5819W) drops ~0.36V, yielding ~12.0V at V12_OUT. L1 is a 22µH inductor (top of MT3608 recommended range) chosen for lower peak current and ripple at our light load (~85mA).</w:t>
+        <w:t xml:space="preserve">Standard boost topology. L1 (22µH) sits between VUSB and SW node. MT3608 internal FET switches SW to GND; Schottky D1 (B5819W) conducts when FET opens, storing L1's magnetic energy into C3. Feedback divider R1 (100kΩ) / R2 (5.1kΩ) sets Vout = 0.6 × (1 + R1/R2) ≈ 12.35V, yielding ~12.0V at RJ45 after the ~0.35V D1 drop. 22µH is the top of the MT3608 recommended range, chosen for lower peak current and output ripple at the ~85mA FLARM load.</w:t>
       </w:r>
     </w:p>
     <w:p>
@@ -459,7 +459,7 @@
         <w:spacing w:after="200"/>
       </w:pPr>
       <w:r>
-        <w:t xml:space="preserve">MAX3232 (U2) converts TTL UART to RS232 levels using charge pump capacitors C5-C9 (all 100nF). Channel 1 is used for FLARM communication. Channel 2 is unused; T2IN (pin 10) must be tied to GND to prevent floating input oscillation.</w:t>
+        <w:t xml:space="preserve">MAX3232 (U2) converts TTL UART to RS232 levels. C5 is VCC bypass (pin 16). C6/C7 are the charge pump flying caps (C1±/C2±). C8/C9 are V+/V- storage caps. All five are 100nF, which is the MAX3232 datasheet value for 3V–5.5V operation. Channel 1 carries FLARM communication. Channel 2 is unused; T2IN (pin 10) is tied to GND to prevent floating-input oscillation; the other channel-2 pins are left floating (allowed by datasheet).</w:t>
       </w:r>
     </w:p>
     <w:p>
@@ -509,7 +509,7 @@
           <w:sz w:val="20"/>
           <w:szCs w:val="20"/>
         </w:rPr>
-        <w:t xml:space="preserve">LED2 (green, KT-0805G): TX activity. R8 (680Ω) to TXLED (CBUS0). I = (5-2.8)/680 = 3.2mA when active.</w:t>
+        <w:t xml:space="preserve">LED2 (yellow, KT-0805Y): TX activity. R8 (680Ω) to TXLED (CBUS0). I = (5-2.1)/680 = 4.3mA when active.</w:t>
       </w:r>
     </w:p>
     <w:p>
@@ -1491,7 +1491,7 @@
                 <w:sz w:val="18"/>
                 <w:szCs w:val="18"/>
               </w:rPr>
-              <w:t xml:space="preserve">Ground</w:t>
+              <w:t xml:space="preserve">Ground (pour both layers)</w:t>
             </w:r>
           </w:p>
         </w:tc>
@@ -1519,7 +1519,7 @@
                 <w:sz w:val="18"/>
                 <w:szCs w:val="18"/>
               </w:rPr>
-              <w:t xml:space="preserve">VBOOST</w:t>
+              <w:t xml:space="preserve">SW</w:t>
             </w:r>
           </w:p>
         </w:tc>
@@ -1545,7 +1545,7 @@
                 <w:sz w:val="18"/>
                 <w:szCs w:val="18"/>
               </w:rPr>
-              <w:t xml:space="preserve">Boost converter output (~12.36V)</w:t>
+              <w:t xml:space="preserve">Boost switch node (L1 → U3 SW → D1 anode)</w:t>
             </w:r>
           </w:p>
         </w:tc>
@@ -1599,7 +1599,7 @@
                 <w:sz w:val="18"/>
                 <w:szCs w:val="18"/>
               </w:rPr>
-              <w:t xml:space="preserve">12V after Schottky diode (~12.0V)</w:t>
+              <w:t xml:space="preserve">Boost output after Schottky D1 (~12.0V)</w:t>
             </w:r>
           </w:p>
         </w:tc>
@@ -1627,7 +1627,7 @@
                 <w:sz w:val="18"/>
                 <w:szCs w:val="18"/>
               </w:rPr>
-              <w:t xml:space="preserve">V3V3</w:t>
+              <w:t xml:space="preserve">FB</w:t>
             </w:r>
           </w:p>
         </w:tc>
@@ -1653,7 +1653,7 @@
                 <w:sz w:val="18"/>
                 <w:szCs w:val="18"/>
               </w:rPr>
-              <w:t xml:space="preserve">3.3V LDO output</w:t>
+              <w:t xml:space="preserve">Boost feedback divider midpoint (0.6V ref)</w:t>
             </w:r>
           </w:p>
         </w:tc>
@@ -1681,7 +1681,7 @@
                 <w:sz w:val="18"/>
                 <w:szCs w:val="18"/>
               </w:rPr>
-              <w:t xml:space="preserve">V3V3_OUT</w:t>
+              <w:t xml:space="preserve">V3V3</w:t>
             </w:r>
           </w:p>
         </w:tc>
@@ -1707,7 +1707,7 @@
                 <w:sz w:val="18"/>
                 <w:szCs w:val="18"/>
               </w:rPr>
-              <w:t xml:space="preserve">3.3V to FLARM via R6 (10Ω)</w:t>
+              <w:t xml:space="preserve">AMS1117 3.3V output</w:t>
             </w:r>
           </w:p>
         </w:tc>
@@ -1735,7 +1735,7 @@
                 <w:sz w:val="18"/>
                 <w:szCs w:val="18"/>
               </w:rPr>
-              <w:t xml:space="preserve">UD+</w:t>
+              <w:t xml:space="preserve">V3V3_OUT</w:t>
             </w:r>
           </w:p>
         </w:tc>
@@ -1761,7 +1761,7 @@
                 <w:sz w:val="18"/>
                 <w:szCs w:val="18"/>
               </w:rPr>
-              <w:t xml:space="preserve">USB data positive</w:t>
+              <w:t xml:space="preserve">3.3V to FLARM via R6 (10Ω)</w:t>
             </w:r>
           </w:p>
         </w:tc>
@@ -1789,7 +1789,7 @@
                 <w:sz w:val="18"/>
                 <w:szCs w:val="18"/>
               </w:rPr>
-              <w:t xml:space="preserve">UD-</w:t>
+              <w:t xml:space="preserve">FT_3V3</w:t>
             </w:r>
           </w:p>
         </w:tc>
@@ -1815,7 +1815,7 @@
                 <w:sz w:val="18"/>
                 <w:szCs w:val="18"/>
               </w:rPr>
-              <w:t xml:space="preserve">USB data negative</w:t>
+              <w:t xml:space="preserve">FT232RL 3V3OUT (pin 17, C12 decoupling only)</w:t>
             </w:r>
           </w:p>
         </w:tc>
@@ -1843,7 +1843,7 @@
                 <w:sz w:val="18"/>
                 <w:szCs w:val="18"/>
               </w:rPr>
-              <w:t xml:space="preserve">CC1</w:t>
+              <w:t xml:space="preserve">UD+</w:t>
             </w:r>
           </w:p>
         </w:tc>
@@ -1869,7 +1869,7 @@
                 <w:sz w:val="18"/>
                 <w:szCs w:val="18"/>
               </w:rPr>
-              <w:t xml:space="preserve">USB-C configuration channel 1</w:t>
+              <w:t xml:space="preserve">USB data positive (differential pair, post-ESD)</w:t>
             </w:r>
           </w:p>
         </w:tc>
@@ -1897,7 +1897,7 @@
                 <w:sz w:val="18"/>
                 <w:szCs w:val="18"/>
               </w:rPr>
-              <w:t xml:space="preserve">CC2</w:t>
+              <w:t xml:space="preserve">UD-</w:t>
             </w:r>
           </w:p>
         </w:tc>
@@ -1923,7 +1923,7 @@
                 <w:sz w:val="18"/>
                 <w:szCs w:val="18"/>
               </w:rPr>
-              <w:t xml:space="preserve">USB-C configuration channel 2</w:t>
+              <w:t xml:space="preserve">USB data negative (differential pair, post-ESD)</w:t>
             </w:r>
           </w:p>
         </w:tc>
@@ -1951,7 +1951,7 @@
                 <w:sz w:val="18"/>
                 <w:szCs w:val="18"/>
               </w:rPr>
-              <w:t xml:space="preserve">UART_TX</w:t>
+              <w:t xml:space="preserve">UD_IN+</w:t>
             </w:r>
           </w:p>
         </w:tc>
@@ -1977,7 +1977,7 @@
                 <w:sz w:val="18"/>
                 <w:szCs w:val="18"/>
               </w:rPr>
-              <w:t xml:space="preserve">TTL-level TX (FT232RL to MAX3232)</w:t>
+              <w:t xml:space="preserve">USB data positive (USB-C side of USBLC6)</w:t>
             </w:r>
           </w:p>
         </w:tc>
@@ -2005,7 +2005,7 @@
                 <w:sz w:val="18"/>
                 <w:szCs w:val="18"/>
               </w:rPr>
-              <w:t xml:space="preserve">UART_RX</w:t>
+              <w:t xml:space="preserve">UD_IN-</w:t>
             </w:r>
           </w:p>
         </w:tc>
@@ -2031,7 +2031,7 @@
                 <w:sz w:val="18"/>
                 <w:szCs w:val="18"/>
               </w:rPr>
-              <w:t xml:space="preserve">TTL-level RX (MAX3232 to FT232RL)</w:t>
+              <w:t xml:space="preserve">USB data negative (USB-C side of USBLC6)</w:t>
             </w:r>
           </w:p>
         </w:tc>
@@ -2059,7 +2059,7 @@
                 <w:sz w:val="18"/>
                 <w:szCs w:val="18"/>
               </w:rPr>
-              <w:t xml:space="preserve">RS232_TX</w:t>
+              <w:t xml:space="preserve">CC1</w:t>
             </w:r>
           </w:p>
         </w:tc>
@@ -2085,7 +2085,7 @@
                 <w:sz w:val="18"/>
                 <w:szCs w:val="18"/>
               </w:rPr>
-              <w:t xml:space="preserve">RS232-level TX (to FLARM RX)</w:t>
+              <w:t xml:space="preserve">USB-C configuration channel 1 (5.1kΩ to GND)</w:t>
             </w:r>
           </w:p>
         </w:tc>
@@ -2113,7 +2113,7 @@
                 <w:sz w:val="18"/>
                 <w:szCs w:val="18"/>
               </w:rPr>
-              <w:t xml:space="preserve">RS232_RX</w:t>
+              <w:t xml:space="preserve">CC2</w:t>
             </w:r>
           </w:p>
         </w:tc>
@@ -2139,7 +2139,7 @@
                 <w:sz w:val="18"/>
                 <w:szCs w:val="18"/>
               </w:rPr>
-              <w:t xml:space="preserve">RS232-level RX (from FLARM TX)</w:t>
+              <w:t xml:space="preserve">USB-C configuration channel 2 (5.1kΩ to GND)</w:t>
             </w:r>
           </w:p>
         </w:tc>
@@ -2167,7 +2167,7 @@
                 <w:sz w:val="18"/>
                 <w:szCs w:val="18"/>
               </w:rPr>
-              <w:t xml:space="preserve">TXLED</w:t>
+              <w:t xml:space="preserve">UART_TX</w:t>
             </w:r>
           </w:p>
         </w:tc>
@@ -2193,7 +2193,7 @@
                 <w:sz w:val="18"/>
                 <w:szCs w:val="18"/>
               </w:rPr>
-              <w:t xml:space="preserve">FT232RL CBUS0 (active-low TX indicator)</w:t>
+              <w:t xml:space="preserve">TTL-level TX (FT232RL → MAX3232 / J3)</w:t>
             </w:r>
           </w:p>
         </w:tc>
@@ -2221,7 +2221,7 @@
                 <w:sz w:val="18"/>
                 <w:szCs w:val="18"/>
               </w:rPr>
-              <w:t xml:space="preserve">RXLED</w:t>
+              <w:t xml:space="preserve">UART_RX</w:t>
             </w:r>
           </w:p>
         </w:tc>
@@ -2247,7 +2247,7 @@
                 <w:sz w:val="18"/>
                 <w:szCs w:val="18"/>
               </w:rPr>
-              <w:t xml:space="preserve">FT232RL CBUS1 (active-low RX indicator)</w:t>
+              <w:t xml:space="preserve">TTL-level RX (MAX3232 / J3 → FT232RL)</w:t>
             </w:r>
           </w:p>
         </w:tc>
@@ -2275,7 +2275,7 @@
                 <w:sz w:val="18"/>
                 <w:szCs w:val="18"/>
               </w:rPr>
-              <w:t xml:space="preserve">SW</w:t>
+              <w:t xml:space="preserve">RS232_TX</w:t>
             </w:r>
           </w:p>
         </w:tc>
@@ -2301,7 +2301,7 @@
                 <w:sz w:val="18"/>
                 <w:szCs w:val="18"/>
               </w:rPr>
-              <w:t xml:space="preserve">Boost converter switch node (L1 to U3)</w:t>
+              <w:t xml:space="preserve">RS232-level TX (to FLARM RX on RJ45)</w:t>
             </w:r>
           </w:p>
         </w:tc>
@@ -2329,7 +2329,7 @@
                 <w:sz w:val="18"/>
                 <w:szCs w:val="18"/>
               </w:rPr>
-              <w:t xml:space="preserve">FB</w:t>
+              <w:t xml:space="preserve">RS232_RX</w:t>
             </w:r>
           </w:p>
         </w:tc>
@@ -2355,7 +2355,7 @@
                 <w:sz w:val="18"/>
                 <w:szCs w:val="18"/>
               </w:rPr>
-              <w:t xml:space="preserve">Boost feedback divider midpoint</w:t>
+              <w:t xml:space="preserve">RS232-level RX (from FLARM TX on RJ45)</w:t>
             </w:r>
           </w:p>
         </w:tc>
@@ -2383,7 +2383,7 @@
                 <w:sz w:val="18"/>
                 <w:szCs w:val="18"/>
               </w:rPr>
-              <w:t xml:space="preserve">EN</w:t>
+              <w:t xml:space="preserve">TXLED</w:t>
             </w:r>
           </w:p>
         </w:tc>
@@ -2409,7 +2409,7 @@
                 <w:sz w:val="18"/>
                 <w:szCs w:val="18"/>
               </w:rPr>
-              <w:t xml:space="preserve">Boost converter enable (pulled high via R3)</w:t>
+              <w:t xml:space="preserve">FT232RL CBUS0 (active-low TX indicator)</w:t>
             </w:r>
           </w:p>
         </w:tc>
@@ -2437,7 +2437,7 @@
                 <w:sz w:val="18"/>
                 <w:szCs w:val="18"/>
               </w:rPr>
-              <w:t xml:space="preserve">FT_3V3</w:t>
+              <w:t xml:space="preserve">RXLED</w:t>
             </w:r>
           </w:p>
         </w:tc>
@@ -2463,7 +2463,223 @@
                 <w:sz w:val="18"/>
                 <w:szCs w:val="18"/>
               </w:rPr>
-              <w:t xml:space="preserve">FT232RL internal 3.3V output (C12 decoupling)</w:t>
+              <w:t xml:space="preserve">FT232RL CBUS1 (active-low RX indicator)</w:t>
+            </w:r>
+          </w:p>
+        </w:tc>
+      </w:tr>
+      <w:tr>
+        <w:tc>
+          <w:tcPr>
+            <w:tcW w:type="dxa" w:w="2400"/>
+            <w:tcBorders>
+              <w:top w:val="single" w:color="CCCCCC" w:sz="1"/>
+              <w:left w:val="single" w:color="CCCCCC" w:sz="1"/>
+              <w:bottom w:val="single" w:color="CCCCCC" w:sz="1"/>
+              <w:right w:val="single" w:color="CCCCCC" w:sz="1"/>
+            </w:tcBorders>
+            <w:shd w:fill="F2F6FA" w:val="clear"/>
+            <w:vAlign w:val="center"/>
+          </w:tcPr>
+          <w:p>
+            <w:pPr>
+              <w:spacing w:after="40" w:before="40"/>
+            </w:pPr>
+            <w:r>
+              <w:rPr>
+                <w:rFonts w:ascii="Arial" w:cs="Arial" w:eastAsia="Arial" w:hAnsi="Arial"/>
+                <w:sz w:val="18"/>
+                <w:szCs w:val="18"/>
+              </w:rPr>
+              <w:t xml:space="preserve">CP1P/CP1N</w:t>
+            </w:r>
+          </w:p>
+        </w:tc>
+        <w:tc>
+          <w:tcPr>
+            <w:tcW w:type="dxa" w:w="6960"/>
+            <w:tcBorders>
+              <w:top w:val="single" w:color="CCCCCC" w:sz="1"/>
+              <w:left w:val="single" w:color="CCCCCC" w:sz="1"/>
+              <w:bottom w:val="single" w:color="CCCCCC" w:sz="1"/>
+              <w:right w:val="single" w:color="CCCCCC" w:sz="1"/>
+            </w:tcBorders>
+            <w:shd w:fill="F2F6FA" w:val="clear"/>
+            <w:vAlign w:val="center"/>
+          </w:tcPr>
+          <w:p>
+            <w:pPr>
+              <w:spacing w:after="40" w:before="40"/>
+            </w:pPr>
+            <w:r>
+              <w:rPr>
+                <w:rFonts w:ascii="Arial" w:cs="Arial" w:eastAsia="Arial" w:hAnsi="Arial"/>
+                <w:sz w:val="18"/>
+                <w:szCs w:val="18"/>
+              </w:rPr>
+              <w:t xml:space="preserve">MAX3232 charge pump 1 flying cap (C6)</w:t>
+            </w:r>
+          </w:p>
+        </w:tc>
+      </w:tr>
+      <w:tr>
+        <w:tc>
+          <w:tcPr>
+            <w:tcW w:type="dxa" w:w="2400"/>
+            <w:tcBorders>
+              <w:top w:val="single" w:color="CCCCCC" w:sz="1"/>
+              <w:left w:val="single" w:color="CCCCCC" w:sz="1"/>
+              <w:bottom w:val="single" w:color="CCCCCC" w:sz="1"/>
+              <w:right w:val="single" w:color="CCCCCC" w:sz="1"/>
+            </w:tcBorders>
+            <w:shd w:fill="FFFFFF" w:val="clear"/>
+            <w:vAlign w:val="center"/>
+          </w:tcPr>
+          <w:p>
+            <w:pPr>
+              <w:spacing w:after="40" w:before="40"/>
+            </w:pPr>
+            <w:r>
+              <w:rPr>
+                <w:rFonts w:ascii="Arial" w:cs="Arial" w:eastAsia="Arial" w:hAnsi="Arial"/>
+                <w:sz w:val="18"/>
+                <w:szCs w:val="18"/>
+              </w:rPr>
+              <w:t xml:space="preserve">CP2P/CP2N</w:t>
+            </w:r>
+          </w:p>
+        </w:tc>
+        <w:tc>
+          <w:tcPr>
+            <w:tcW w:type="dxa" w:w="6960"/>
+            <w:tcBorders>
+              <w:top w:val="single" w:color="CCCCCC" w:sz="1"/>
+              <w:left w:val="single" w:color="CCCCCC" w:sz="1"/>
+              <w:bottom w:val="single" w:color="CCCCCC" w:sz="1"/>
+              <w:right w:val="single" w:color="CCCCCC" w:sz="1"/>
+            </w:tcBorders>
+            <w:shd w:fill="FFFFFF" w:val="clear"/>
+            <w:vAlign w:val="center"/>
+          </w:tcPr>
+          <w:p>
+            <w:pPr>
+              <w:spacing w:after="40" w:before="40"/>
+            </w:pPr>
+            <w:r>
+              <w:rPr>
+                <w:rFonts w:ascii="Arial" w:cs="Arial" w:eastAsia="Arial" w:hAnsi="Arial"/>
+                <w:sz w:val="18"/>
+                <w:szCs w:val="18"/>
+              </w:rPr>
+              <w:t xml:space="preserve">MAX3232 charge pump 2 flying cap (C7)</w:t>
+            </w:r>
+          </w:p>
+        </w:tc>
+      </w:tr>
+      <w:tr>
+        <w:tc>
+          <w:tcPr>
+            <w:tcW w:type="dxa" w:w="2400"/>
+            <w:tcBorders>
+              <w:top w:val="single" w:color="CCCCCC" w:sz="1"/>
+              <w:left w:val="single" w:color="CCCCCC" w:sz="1"/>
+              <w:bottom w:val="single" w:color="CCCCCC" w:sz="1"/>
+              <w:right w:val="single" w:color="CCCCCC" w:sz="1"/>
+            </w:tcBorders>
+            <w:shd w:fill="F2F6FA" w:val="clear"/>
+            <w:vAlign w:val="center"/>
+          </w:tcPr>
+          <w:p>
+            <w:pPr>
+              <w:spacing w:after="40" w:before="40"/>
+            </w:pPr>
+            <w:r>
+              <w:rPr>
+                <w:rFonts w:ascii="Arial" w:cs="Arial" w:eastAsia="Arial" w:hAnsi="Arial"/>
+                <w:sz w:val="18"/>
+                <w:szCs w:val="18"/>
+              </w:rPr>
+              <w:t xml:space="preserve">VS_POS/VS_NEG</w:t>
+            </w:r>
+          </w:p>
+        </w:tc>
+        <w:tc>
+          <w:tcPr>
+            <w:tcW w:type="dxa" w:w="6960"/>
+            <w:tcBorders>
+              <w:top w:val="single" w:color="CCCCCC" w:sz="1"/>
+              <w:left w:val="single" w:color="CCCCCC" w:sz="1"/>
+              <w:bottom w:val="single" w:color="CCCCCC" w:sz="1"/>
+              <w:right w:val="single" w:color="CCCCCC" w:sz="1"/>
+            </w:tcBorders>
+            <w:shd w:fill="F2F6FA" w:val="clear"/>
+            <w:vAlign w:val="center"/>
+          </w:tcPr>
+          <w:p>
+            <w:pPr>
+              <w:spacing w:after="40" w:before="40"/>
+            </w:pPr>
+            <w:r>
+              <w:rPr>
+                <w:rFonts w:ascii="Arial" w:cs="Arial" w:eastAsia="Arial" w:hAnsi="Arial"/>
+                <w:sz w:val="18"/>
+                <w:szCs w:val="18"/>
+              </w:rPr>
+              <w:t xml:space="preserve">MAX3232 ± supply (C8/C9)</w:t>
+            </w:r>
+          </w:p>
+        </w:tc>
+      </w:tr>
+      <w:tr>
+        <w:tc>
+          <w:tcPr>
+            <w:tcW w:type="dxa" w:w="2400"/>
+            <w:tcBorders>
+              <w:top w:val="single" w:color="CCCCCC" w:sz="1"/>
+              <w:left w:val="single" w:color="CCCCCC" w:sz="1"/>
+              <w:bottom w:val="single" w:color="CCCCCC" w:sz="1"/>
+              <w:right w:val="single" w:color="CCCCCC" w:sz="1"/>
+            </w:tcBorders>
+            <w:shd w:fill="FFFFFF" w:val="clear"/>
+            <w:vAlign w:val="center"/>
+          </w:tcPr>
+          <w:p>
+            <w:pPr>
+              <w:spacing w:after="40" w:before="40"/>
+            </w:pPr>
+            <w:r>
+              <w:rPr>
+                <w:rFonts w:ascii="Arial" w:cs="Arial" w:eastAsia="Arial" w:hAnsi="Arial"/>
+                <w:sz w:val="18"/>
+                <w:szCs w:val="18"/>
+              </w:rPr>
+              <w:t xml:space="preserve">LED1_K/LED2_K/LED3_K</w:t>
+            </w:r>
+          </w:p>
+        </w:tc>
+        <w:tc>
+          <w:tcPr>
+            <w:tcW w:type="dxa" w:w="6960"/>
+            <w:tcBorders>
+              <w:top w:val="single" w:color="CCCCCC" w:sz="1"/>
+              <w:left w:val="single" w:color="CCCCCC" w:sz="1"/>
+              <w:bottom w:val="single" w:color="CCCCCC" w:sz="1"/>
+              <w:right w:val="single" w:color="CCCCCC" w:sz="1"/>
+            </w:tcBorders>
+            <w:shd w:fill="FFFFFF" w:val="clear"/>
+            <w:vAlign w:val="center"/>
+          </w:tcPr>
+          <w:p>
+            <w:pPr>
+              <w:spacing w:after="40" w:before="40"/>
+            </w:pPr>
+            <w:r>
+              <w:rPr>
+                <w:rFonts w:ascii="Arial" w:cs="Arial" w:eastAsia="Arial" w:hAnsi="Arial"/>
+                <w:sz w:val="18"/>
+                <w:szCs w:val="18"/>
+              </w:rPr>
+              <w:t xml:space="preserve">LED cathode nodes</w:t>
             </w:r>
           </w:p>
         </w:tc>
@@ -2487,7 +2703,7 @@
         <w:spacing w:after="100"/>
       </w:pPr>
       <w:r>
-        <w:t xml:space="preserve">38 SMT components. 7 Extended parts (× $3 = $21 setup fee). J3 is unpopulated (hand-solder when needed).</w:t>
+        <w:t xml:space="preserve">34 SMT components + 1 PTH (J3 unpopulated). 7 Extended parts (× $3 = $21 setup fee). REV B removed R3 (EN pull-up — EN tied directly to VUSB), C2 (boost input HF), and C4 (boost output aux) — none required by the MT3608 datasheet.</w:t>
       </w:r>
     </w:p>
     <w:p>
@@ -3410,7 +3626,7 @@
                 <w:sz w:val="18"/>
                 <w:szCs w:val="18"/>
               </w:rPr>
-              <w:t xml:space="preserve">Schottky diode (boost)</w:t>
+              <w:t xml:space="preserve">Schottky diode (boost freewheel)</w:t>
             </w:r>
           </w:p>
         </w:tc>
@@ -4094,7 +4310,7 @@
                 <w:sz w:val="18"/>
                 <w:szCs w:val="18"/>
               </w:rPr>
-              <w:t xml:space="preserve">TBD</w:t>
+              <w:t xml:space="preserve">C7205199</w:t>
             </w:r>
           </w:p>
         </w:tc>
@@ -4490,7 +4706,7 @@
                 <w:sz w:val="18"/>
                 <w:szCs w:val="18"/>
               </w:rPr>
-              <w:t xml:space="preserve">KT-0805G</w:t>
+              <w:t xml:space="preserve">KT-0805Y</w:t>
             </w:r>
           </w:p>
         </w:tc>
@@ -4516,7 +4732,7 @@
                 <w:sz w:val="18"/>
                 <w:szCs w:val="18"/>
               </w:rPr>
-              <w:t xml:space="preserve">TX LED (green)</w:t>
+              <w:t xml:space="preserve">TX LED (yellow)</w:t>
             </w:r>
           </w:p>
         </w:tc>
@@ -4568,7 +4784,7 @@
                 <w:sz w:val="18"/>
                 <w:szCs w:val="18"/>
               </w:rPr>
-              <w:t xml:space="preserve">C2297</w:t>
+              <w:t xml:space="preserve">C2296</w:t>
             </w:r>
           </w:p>
         </w:tc>
@@ -5096,7 +5312,7 @@
                 <w:sz w:val="18"/>
                 <w:szCs w:val="18"/>
               </w:rPr>
-              <w:t xml:space="preserve">R3</w:t>
+              <w:t xml:space="preserve">R4</w:t>
             </w:r>
           </w:p>
         </w:tc>
@@ -5122,7 +5338,7 @@
                 <w:sz w:val="18"/>
                 <w:szCs w:val="18"/>
               </w:rPr>
-              <w:t xml:space="preserve">0402WGF1002TCE</w:t>
+              <w:t xml:space="preserve">0402WGF5101TCE</w:t>
             </w:r>
           </w:p>
         </w:tc>
@@ -5148,7 +5364,7 @@
                 <w:sz w:val="18"/>
                 <w:szCs w:val="18"/>
               </w:rPr>
-              <w:t xml:space="preserve">10kΩ ±1% (boost EN pull-up)</w:t>
+              <w:t xml:space="preserve">5.1kΩ ±1% (USB CC1)</w:t>
             </w:r>
           </w:p>
         </w:tc>
@@ -5200,7 +5416,7 @@
                 <w:sz w:val="18"/>
                 <w:szCs w:val="18"/>
               </w:rPr>
-              <w:t xml:space="preserve">C25744</w:t>
+              <w:t xml:space="preserve">C25905</w:t>
             </w:r>
           </w:p>
         </w:tc>
@@ -5254,7 +5470,7 @@
                 <w:sz w:val="18"/>
                 <w:szCs w:val="18"/>
               </w:rPr>
-              <w:t xml:space="preserve">R4</w:t>
+              <w:t xml:space="preserve">R5</w:t>
             </w:r>
           </w:p>
         </w:tc>
@@ -5306,7 +5522,7 @@
                 <w:sz w:val="18"/>
                 <w:szCs w:val="18"/>
               </w:rPr>
-              <w:t xml:space="preserve">5.1kΩ ±1% (USB CC1)</w:t>
+              <w:t xml:space="preserve">5.1kΩ ±1% (USB CC2)</w:t>
             </w:r>
           </w:p>
         </w:tc>
@@ -5412,7 +5628,7 @@
                 <w:sz w:val="18"/>
                 <w:szCs w:val="18"/>
               </w:rPr>
-              <w:t xml:space="preserve">R5</w:t>
+              <w:t xml:space="preserve">R6</w:t>
             </w:r>
           </w:p>
         </w:tc>
@@ -5438,7 +5654,7 @@
                 <w:sz w:val="18"/>
                 <w:szCs w:val="18"/>
               </w:rPr>
-              <w:t xml:space="preserve">0402WGF5101TCE</w:t>
+              <w:t xml:space="preserve">0402WGF100JTCE</w:t>
             </w:r>
           </w:p>
         </w:tc>
@@ -5464,7 +5680,7 @@
                 <w:sz w:val="18"/>
                 <w:szCs w:val="18"/>
               </w:rPr>
-              <w:t xml:space="preserve">5.1kΩ ±1% (USB CC2)</w:t>
+              <w:t xml:space="preserve">10Ω ±1% (LDO to RJ45)</w:t>
             </w:r>
           </w:p>
         </w:tc>
@@ -5516,7 +5732,7 @@
                 <w:sz w:val="18"/>
                 <w:szCs w:val="18"/>
               </w:rPr>
-              <w:t xml:space="preserve">C25905</w:t>
+              <w:t xml:space="preserve">C25077</w:t>
             </w:r>
           </w:p>
         </w:tc>
@@ -5570,7 +5786,7 @@
                 <w:sz w:val="18"/>
                 <w:szCs w:val="18"/>
               </w:rPr>
-              <w:t xml:space="preserve">R6</w:t>
+              <w:t xml:space="preserve">R7</w:t>
             </w:r>
           </w:p>
         </w:tc>
@@ -5596,7 +5812,7 @@
                 <w:sz w:val="18"/>
                 <w:szCs w:val="18"/>
               </w:rPr>
-              <w:t xml:space="preserve">0402WGF100JTCE</w:t>
+              <w:t xml:space="preserve">0402WGF6800TCE</w:t>
             </w:r>
           </w:p>
         </w:tc>
@@ -5622,7 +5838,7 @@
                 <w:sz w:val="18"/>
                 <w:szCs w:val="18"/>
               </w:rPr>
-              <w:t xml:space="preserve">10Ω ±1% (LDO to RJ45)</w:t>
+              <w:t xml:space="preserve">680Ω ±1% (power LED)</w:t>
             </w:r>
           </w:p>
         </w:tc>
@@ -5674,7 +5890,7 @@
                 <w:sz w:val="18"/>
                 <w:szCs w:val="18"/>
               </w:rPr>
-              <w:t xml:space="preserve">C25077</w:t>
+              <w:t xml:space="preserve">C25130</w:t>
             </w:r>
           </w:p>
         </w:tc>
@@ -5728,7 +5944,7 @@
                 <w:sz w:val="18"/>
                 <w:szCs w:val="18"/>
               </w:rPr>
-              <w:t xml:space="preserve">R7</w:t>
+              <w:t xml:space="preserve">R8</w:t>
             </w:r>
           </w:p>
         </w:tc>
@@ -5780,7 +5996,7 @@
                 <w:sz w:val="18"/>
                 <w:szCs w:val="18"/>
               </w:rPr>
-              <w:t xml:space="preserve">680Ω ±1% (power LED)</w:t>
+              <w:t xml:space="preserve">680Ω ±1% (TX LED)</w:t>
             </w:r>
           </w:p>
         </w:tc>
@@ -5886,7 +6102,7 @@
                 <w:sz w:val="18"/>
                 <w:szCs w:val="18"/>
               </w:rPr>
-              <w:t xml:space="preserve">R8</w:t>
+              <w:t xml:space="preserve">R9</w:t>
             </w:r>
           </w:p>
         </w:tc>
@@ -5938,7 +6154,7 @@
                 <w:sz w:val="18"/>
                 <w:szCs w:val="18"/>
               </w:rPr>
-              <w:t xml:space="preserve">680Ω ±1% (TX LED)</w:t>
+              <w:t xml:space="preserve">680Ω ±1% (RX LED)</w:t>
             </w:r>
           </w:p>
         </w:tc>
@@ -6044,7 +6260,7 @@
                 <w:sz w:val="18"/>
                 <w:szCs w:val="18"/>
               </w:rPr>
-              <w:t xml:space="preserve">R9</w:t>
+              <w:t xml:space="preserve">C1</w:t>
             </w:r>
           </w:p>
         </w:tc>
@@ -6070,7 +6286,7 @@
                 <w:sz w:val="18"/>
                 <w:szCs w:val="18"/>
               </w:rPr>
-              <w:t xml:space="preserve">0402WGF6800TCE</w:t>
+              <w:t xml:space="preserve">CL21A226MAQNNNE</w:t>
             </w:r>
           </w:p>
         </w:tc>
@@ -6096,7 +6312,7 @@
                 <w:sz w:val="18"/>
                 <w:szCs w:val="18"/>
               </w:rPr>
-              <w:t xml:space="preserve">680Ω ±1% (RX LED)</w:t>
+              <w:t xml:space="preserve">22µF 25V (boost input)</w:t>
             </w:r>
           </w:p>
         </w:tc>
@@ -6122,7 +6338,7 @@
                 <w:sz w:val="18"/>
                 <w:szCs w:val="18"/>
               </w:rPr>
-              <w:t xml:space="preserve">0402</w:t>
+              <w:t xml:space="preserve">0805</w:t>
             </w:r>
           </w:p>
         </w:tc>
@@ -6148,7 +6364,7 @@
                 <w:sz w:val="18"/>
                 <w:szCs w:val="18"/>
               </w:rPr>
-              <w:t xml:space="preserve">C25130</w:t>
+              <w:t xml:space="preserve">C45783</w:t>
             </w:r>
           </w:p>
         </w:tc>
@@ -6202,7 +6418,7 @@
                 <w:sz w:val="18"/>
                 <w:szCs w:val="18"/>
               </w:rPr>
-              <w:t xml:space="preserve">C1</w:t>
+              <w:t xml:space="preserve">C3</w:t>
             </w:r>
           </w:p>
         </w:tc>
@@ -6254,7 +6470,7 @@
                 <w:sz w:val="18"/>
                 <w:szCs w:val="18"/>
               </w:rPr>
-              <w:t xml:space="preserve">22µF 25V (boost input)</w:t>
+              <w:t xml:space="preserve">22µF 25V (boost output)</w:t>
             </w:r>
           </w:p>
         </w:tc>
@@ -6360,7 +6576,7 @@
                 <w:sz w:val="18"/>
                 <w:szCs w:val="18"/>
               </w:rPr>
-              <w:t xml:space="preserve">C2</w:t>
+              <w:t xml:space="preserve">C5</w:t>
             </w:r>
           </w:p>
         </w:tc>
@@ -6386,7 +6602,7 @@
                 <w:sz w:val="18"/>
                 <w:szCs w:val="18"/>
               </w:rPr>
-              <w:t xml:space="preserve">CL05B104KO5NNNC</w:t>
+              <w:t xml:space="preserve">CL05B104KB54PNC</w:t>
             </w:r>
           </w:p>
         </w:tc>
@@ -6412,7 +6628,7 @@
                 <w:sz w:val="18"/>
                 <w:szCs w:val="18"/>
               </w:rPr>
-              <w:t xml:space="preserve">100nF (boost input HF)</w:t>
+              <w:t xml:space="preserve">100nF (MAX3232 VCC decoupling)</w:t>
             </w:r>
           </w:p>
         </w:tc>
@@ -6518,7 +6734,7 @@
                 <w:sz w:val="18"/>
                 <w:szCs w:val="18"/>
               </w:rPr>
-              <w:t xml:space="preserve">C3</w:t>
+              <w:t xml:space="preserve">C6-C9</w:t>
             </w:r>
           </w:p>
         </w:tc>
@@ -6544,7 +6760,7 @@
                 <w:sz w:val="18"/>
                 <w:szCs w:val="18"/>
               </w:rPr>
-              <w:t xml:space="preserve">CL21A226MAQNNNE</w:t>
+              <w:t xml:space="preserve">CL05B104KB54PNC</w:t>
             </w:r>
           </w:p>
         </w:tc>
@@ -6570,7 +6786,7 @@
                 <w:sz w:val="18"/>
                 <w:szCs w:val="18"/>
               </w:rPr>
-              <w:t xml:space="preserve">22µF 25V (boost output)</w:t>
+              <w:t xml:space="preserve">100nF (MAX3232 charge pump + V+/V-)</w:t>
             </w:r>
           </w:p>
         </w:tc>
@@ -6596,7 +6812,7 @@
                 <w:sz w:val="18"/>
                 <w:szCs w:val="18"/>
               </w:rPr>
-              <w:t xml:space="preserve">0805</w:t>
+              <w:t xml:space="preserve">0402</w:t>
             </w:r>
           </w:p>
         </w:tc>
@@ -6622,7 +6838,7 @@
                 <w:sz w:val="18"/>
                 <w:szCs w:val="18"/>
               </w:rPr>
-              <w:t xml:space="preserve">C45783</w:t>
+              <w:t xml:space="preserve">C307331</w:t>
             </w:r>
           </w:p>
         </w:tc>
@@ -6676,7 +6892,7 @@
                 <w:sz w:val="18"/>
                 <w:szCs w:val="18"/>
               </w:rPr>
-              <w:t xml:space="preserve">C4</w:t>
+              <w:t xml:space="preserve">C10</w:t>
             </w:r>
           </w:p>
         </w:tc>
@@ -6728,7 +6944,7 @@
                 <w:sz w:val="18"/>
                 <w:szCs w:val="18"/>
               </w:rPr>
-              <w:t xml:space="preserve">4.7µF (boost output HF)</w:t>
+              <w:t xml:space="preserve">4.7µF (FT232RL VCC bulk)</w:t>
             </w:r>
           </w:p>
         </w:tc>
@@ -6834,7 +7050,7 @@
                 <w:sz w:val="18"/>
                 <w:szCs w:val="18"/>
               </w:rPr>
-              <w:t xml:space="preserve">C5-C9</w:t>
+              <w:t xml:space="preserve">C11-C13</w:t>
             </w:r>
           </w:p>
         </w:tc>
@@ -6860,7 +7076,7 @@
                 <w:sz w:val="18"/>
                 <w:szCs w:val="18"/>
               </w:rPr>
-              <w:t xml:space="preserve">CL05B104KO5NNNC</w:t>
+              <w:t xml:space="preserve">CL05B104KB54PNC</w:t>
             </w:r>
           </w:p>
         </w:tc>
@@ -6886,7 +7102,7 @@
                 <w:sz w:val="18"/>
                 <w:szCs w:val="18"/>
               </w:rPr>
-              <w:t xml:space="preserve">100nF (MAX3232 charge pump)</w:t>
+              <w:t xml:space="preserve">100nF (FT232RL VCC/VCCIO decoupling)</w:t>
             </w:r>
           </w:p>
         </w:tc>
@@ -6992,7 +7208,7 @@
                 <w:sz w:val="18"/>
                 <w:szCs w:val="18"/>
               </w:rPr>
-              <w:t xml:space="preserve">C10</w:t>
+              <w:t xml:space="preserve">C14</w:t>
             </w:r>
           </w:p>
         </w:tc>
@@ -7018,7 +7234,7 @@
                 <w:sz w:val="18"/>
                 <w:szCs w:val="18"/>
               </w:rPr>
-              <w:t xml:space="preserve">CL21A475KAQNNNE</w:t>
+              <w:t xml:space="preserve">CL05B104KB54PNC</w:t>
             </w:r>
           </w:p>
         </w:tc>
@@ -7044,7 +7260,7 @@
                 <w:sz w:val="18"/>
                 <w:szCs w:val="18"/>
               </w:rPr>
-              <w:t xml:space="preserve">4.7µF (FT232RL VCC)</w:t>
+              <w:t xml:space="preserve">100nF (USBLC6 VCC)</w:t>
             </w:r>
           </w:p>
         </w:tc>
@@ -7070,7 +7286,7 @@
                 <w:sz w:val="18"/>
                 <w:szCs w:val="18"/>
               </w:rPr>
-              <w:t xml:space="preserve">0805</w:t>
+              <w:t xml:space="preserve">0402</w:t>
             </w:r>
           </w:p>
         </w:tc>
@@ -7096,7 +7312,7 @@
                 <w:sz w:val="18"/>
                 <w:szCs w:val="18"/>
               </w:rPr>
-              <w:t xml:space="preserve">C1779</w:t>
+              <w:t xml:space="preserve">C307331</w:t>
             </w:r>
           </w:p>
         </w:tc>
@@ -7150,7 +7366,7 @@
                 <w:sz w:val="18"/>
                 <w:szCs w:val="18"/>
               </w:rPr>
-              <w:t xml:space="preserve">C11-C14</w:t>
+              <w:t xml:space="preserve">C15</w:t>
             </w:r>
           </w:p>
         </w:tc>
@@ -7176,7 +7392,7 @@
                 <w:sz w:val="18"/>
                 <w:szCs w:val="18"/>
               </w:rPr>
-              <w:t xml:space="preserve">CL05B104KO5NNNC</w:t>
+              <w:t xml:space="preserve">CL21A226MAQNNNE</w:t>
             </w:r>
           </w:p>
         </w:tc>
@@ -7202,7 +7418,7 @@
                 <w:sz w:val="18"/>
                 <w:szCs w:val="18"/>
               </w:rPr>
-              <w:t xml:space="preserve">100nF (FT232RL decoupling)</w:t>
+              <w:t xml:space="preserve">22µF 25V (LDO input)</w:t>
             </w:r>
           </w:p>
         </w:tc>
@@ -7228,7 +7444,7 @@
                 <w:sz w:val="18"/>
                 <w:szCs w:val="18"/>
               </w:rPr>
-              <w:t xml:space="preserve">0402</w:t>
+              <w:t xml:space="preserve">0805</w:t>
             </w:r>
           </w:p>
         </w:tc>
@@ -7254,7 +7470,7 @@
                 <w:sz w:val="18"/>
                 <w:szCs w:val="18"/>
               </w:rPr>
-              <w:t xml:space="preserve">C307331</w:t>
+              <w:t xml:space="preserve">C45783</w:t>
             </w:r>
           </w:p>
         </w:tc>
@@ -7308,7 +7524,7 @@
                 <w:sz w:val="18"/>
                 <w:szCs w:val="18"/>
               </w:rPr>
-              <w:t xml:space="preserve">C15</w:t>
+              <w:t xml:space="preserve">C16</w:t>
             </w:r>
           </w:p>
         </w:tc>
@@ -7360,7 +7576,7 @@
                 <w:sz w:val="18"/>
                 <w:szCs w:val="18"/>
               </w:rPr>
-              <w:t xml:space="preserve">22µF 25V (LDO input)</w:t>
+              <w:t xml:space="preserve">22µF 25V (LDO output)</w:t>
             </w:r>
           </w:p>
         </w:tc>
@@ -7426,164 +7642,6 @@
               <w:right w:val="single" w:color="CCCCCC" w:sz="1"/>
             </w:tcBorders>
             <w:shd w:fill="FFFFFF" w:val="clear"/>
-            <w:vAlign w:val="center"/>
-          </w:tcPr>
-          <w:p>
-            <w:pPr>
-              <w:spacing w:after="40" w:before="40"/>
-            </w:pPr>
-            <w:r>
-              <w:rPr>
-                <w:rFonts w:ascii="Arial" w:cs="Arial" w:eastAsia="Arial" w:hAnsi="Arial"/>
-                <w:sz w:val="18"/>
-                <w:szCs w:val="18"/>
-              </w:rPr>
-              <w:t xml:space="preserve">Basic</w:t>
-            </w:r>
-          </w:p>
-        </w:tc>
-      </w:tr>
-      <w:tr>
-        <w:tc>
-          <w:tcPr>
-            <w:tcW w:type="dxa" w:w="900"/>
-            <w:tcBorders>
-              <w:top w:val="single" w:color="CCCCCC" w:sz="1"/>
-              <w:left w:val="single" w:color="CCCCCC" w:sz="1"/>
-              <w:bottom w:val="single" w:color="CCCCCC" w:sz="1"/>
-              <w:right w:val="single" w:color="CCCCCC" w:sz="1"/>
-            </w:tcBorders>
-            <w:shd w:fill="F2F6FA" w:val="clear"/>
-            <w:vAlign w:val="center"/>
-          </w:tcPr>
-          <w:p>
-            <w:pPr>
-              <w:spacing w:after="40" w:before="40"/>
-            </w:pPr>
-            <w:r>
-              <w:rPr>
-                <w:rFonts w:ascii="Arial" w:cs="Arial" w:eastAsia="Arial" w:hAnsi="Arial"/>
-                <w:sz w:val="18"/>
-                <w:szCs w:val="18"/>
-              </w:rPr>
-              <w:t xml:space="preserve">C16</w:t>
-            </w:r>
-          </w:p>
-        </w:tc>
-        <w:tc>
-          <w:tcPr>
-            <w:tcW w:type="dxa" w:w="2400"/>
-            <w:tcBorders>
-              <w:top w:val="single" w:color="CCCCCC" w:sz="1"/>
-              <w:left w:val="single" w:color="CCCCCC" w:sz="1"/>
-              <w:bottom w:val="single" w:color="CCCCCC" w:sz="1"/>
-              <w:right w:val="single" w:color="CCCCCC" w:sz="1"/>
-            </w:tcBorders>
-            <w:shd w:fill="F2F6FA" w:val="clear"/>
-            <w:vAlign w:val="center"/>
-          </w:tcPr>
-          <w:p>
-            <w:pPr>
-              <w:spacing w:after="40" w:before="40"/>
-            </w:pPr>
-            <w:r>
-              <w:rPr>
-                <w:rFonts w:ascii="Arial" w:cs="Arial" w:eastAsia="Arial" w:hAnsi="Arial"/>
-                <w:sz w:val="18"/>
-                <w:szCs w:val="18"/>
-              </w:rPr>
-              <w:t xml:space="preserve">CL21A226MAQNNNE</w:t>
-            </w:r>
-          </w:p>
-        </w:tc>
-        <w:tc>
-          <w:tcPr>
-            <w:tcW w:type="dxa" w:w="2800"/>
-            <w:tcBorders>
-              <w:top w:val="single" w:color="CCCCCC" w:sz="1"/>
-              <w:left w:val="single" w:color="CCCCCC" w:sz="1"/>
-              <w:bottom w:val="single" w:color="CCCCCC" w:sz="1"/>
-              <w:right w:val="single" w:color="CCCCCC" w:sz="1"/>
-            </w:tcBorders>
-            <w:shd w:fill="F2F6FA" w:val="clear"/>
-            <w:vAlign w:val="center"/>
-          </w:tcPr>
-          <w:p>
-            <w:pPr>
-              <w:spacing w:after="40" w:before="40"/>
-            </w:pPr>
-            <w:r>
-              <w:rPr>
-                <w:rFonts w:ascii="Arial" w:cs="Arial" w:eastAsia="Arial" w:hAnsi="Arial"/>
-                <w:sz w:val="18"/>
-                <w:szCs w:val="18"/>
-              </w:rPr>
-              <w:t xml:space="preserve">22µF 25V (LDO output)</w:t>
-            </w:r>
-          </w:p>
-        </w:tc>
-        <w:tc>
-          <w:tcPr>
-            <w:tcW w:type="dxa" w:w="1200"/>
-            <w:tcBorders>
-              <w:top w:val="single" w:color="CCCCCC" w:sz="1"/>
-              <w:left w:val="single" w:color="CCCCCC" w:sz="1"/>
-              <w:bottom w:val="single" w:color="CCCCCC" w:sz="1"/>
-              <w:right w:val="single" w:color="CCCCCC" w:sz="1"/>
-            </w:tcBorders>
-            <w:shd w:fill="F2F6FA" w:val="clear"/>
-            <w:vAlign w:val="center"/>
-          </w:tcPr>
-          <w:p>
-            <w:pPr>
-              <w:spacing w:after="40" w:before="40"/>
-            </w:pPr>
-            <w:r>
-              <w:rPr>
-                <w:rFonts w:ascii="Arial" w:cs="Arial" w:eastAsia="Arial" w:hAnsi="Arial"/>
-                <w:sz w:val="18"/>
-                <w:szCs w:val="18"/>
-              </w:rPr>
-              <w:t xml:space="preserve">0805</w:t>
-            </w:r>
-          </w:p>
-        </w:tc>
-        <w:tc>
-          <w:tcPr>
-            <w:tcW w:type="dxa" w:w="1100"/>
-            <w:tcBorders>
-              <w:top w:val="single" w:color="CCCCCC" w:sz="1"/>
-              <w:left w:val="single" w:color="CCCCCC" w:sz="1"/>
-              <w:bottom w:val="single" w:color="CCCCCC" w:sz="1"/>
-              <w:right w:val="single" w:color="CCCCCC" w:sz="1"/>
-            </w:tcBorders>
-            <w:shd w:fill="F2F6FA" w:val="clear"/>
-            <w:vAlign w:val="center"/>
-          </w:tcPr>
-          <w:p>
-            <w:pPr>
-              <w:spacing w:after="40" w:before="40"/>
-            </w:pPr>
-            <w:r>
-              <w:rPr>
-                <w:rFonts w:ascii="Arial" w:cs="Arial" w:eastAsia="Arial" w:hAnsi="Arial"/>
-                <w:sz w:val="18"/>
-                <w:szCs w:val="18"/>
-              </w:rPr>
-              <w:t xml:space="preserve">C45783</w:t>
-            </w:r>
-          </w:p>
-        </w:tc>
-        <w:tc>
-          <w:tcPr>
-            <w:tcW w:type="dxa" w:w="960"/>
-            <w:tcBorders>
-              <w:top w:val="single" w:color="CCCCCC" w:sz="1"/>
-              <w:left w:val="single" w:color="CCCCCC" w:sz="1"/>
-              <w:bottom w:val="single" w:color="CCCCCC" w:sz="1"/>
-              <w:right w:val="single" w:color="CCCCCC" w:sz="1"/>
-            </w:tcBorders>
-            <w:shd w:fill="F2F6FA" w:val="clear"/>
             <w:vAlign w:val="center"/>
           </w:tcPr>
           <w:p>
@@ -7641,7 +7699,7 @@
           <w:sz w:val="20"/>
           <w:szCs w:val="20"/>
         </w:rPr>
-        <w:t xml:space="preserve">GND copper pour on both layers (164 poured regions)</w:t>
+        <w:t xml:space="preserve">GND copper pour on both layers; top pour fills gaps between traces, bottom is a solid GND plane</w:t>
       </w:r>
     </w:p>
     <w:p>
@@ -7658,7 +7716,7 @@
           <w:sz w:val="20"/>
           <w:szCs w:val="20"/>
         </w:rPr>
-        <w:t xml:space="preserve">51 vias (49 GND, 2 VUSB) for ground plane stitching</w:t>
+        <w:t xml:space="preserve">All signal routing on top layer (single-sided routed) — bottom reserved for uninterrupted GND return</w:t>
       </w:r>
     </w:p>
     <w:p>
@@ -7675,7 +7733,7 @@
           <w:sz w:val="20"/>
           <w:szCs w:val="20"/>
         </w:rPr>
-        <w:t xml:space="preserve">Power traces (VUSB, VBOOST, SW, V3V3): 20mil</w:t>
+        <w:t xml:space="preserve">54 vias for GND stitching and bottom-plane pad connections</w:t>
       </w:r>
     </w:p>
     <w:p>
@@ -7692,7 +7750,7 @@
           <w:sz w:val="20"/>
           <w:szCs w:val="20"/>
         </w:rPr>
-        <w:t xml:space="preserve">V12_OUT traces: 15mil</w:t>
+        <w:t xml:space="preserve">Net class rules: Power (VUSB) ≥ 20mil, Power_12V (V12_OUT) ≥ 15mil</w:t>
       </w:r>
     </w:p>
     <w:p>
@@ -7709,7 +7767,7 @@
           <w:sz w:val="20"/>
           <w:szCs w:val="20"/>
         </w:rPr>
-        <w:t xml:space="preserve">Signal traces (UART, RS232, USB, LED): 10mil</w:t>
+        <w:t xml:space="preserve">USB differential pair (UD+/UD-, UD_IN+/UD_IN-): 6mil/6mil width/space, diff-pair rule active</w:t>
       </w:r>
     </w:p>
     <w:p>
@@ -7726,7 +7784,119 @@
           <w:sz w:val="20"/>
           <w:szCs w:val="20"/>
         </w:rPr>
-        <w:t xml:space="preserve">USB differential pair (UD+/UD-): length matched at 24.3mm</w:t>
+        <w:t xml:space="preserve">Designed in EasyEDA Pro, assembled by JLCPCB</w:t>
+      </w:r>
+    </w:p>
+    <w:p>
+      <w:pPr>
+        <w:pStyle w:val="Heading1"/>
+      </w:pPr>
+      <w:r>
+        <w:t xml:space="preserve">7. Key Design Decisions</w:t>
+      </w:r>
+    </w:p>
+    <w:p>
+      <w:pPr>
+        <w:pStyle w:val="Heading3"/>
+      </w:pPr>
+      <w:r>
+        <w:t xml:space="preserve">FT232RL over CH340C</w:t>
+      </w:r>
+    </w:p>
+    <w:p>
+      <w:pPr>
+        <w:spacing w:after="200"/>
+      </w:pPr>
+      <w:r>
+        <w:t xml:space="preserve">November 2024 Windows Update broke CH340 drivers. FT232RL uses the built-in usbser.sys driver, eliminating driver issues.</w:t>
+      </w:r>
+    </w:p>
+    <w:p>
+      <w:pPr>
+        <w:pStyle w:val="Heading3"/>
+      </w:pPr>
+      <w:r>
+        <w:t xml:space="preserve">USBLC6-2SC6 ESD Protection</w:t>
+      </w:r>
+    </w:p>
+    <w:p>
+      <w:pPr>
+        <w:spacing w:after="200"/>
+      </w:pPr>
+      <w:r>
+        <w:t xml:space="preserve">Aviation and workshop environments have significant ESD risk. The USBLC6-2SC6 protects USB data lines with minimal capacitance impact.</w:t>
+      </w:r>
+    </w:p>
+    <w:p>
+      <w:pPr>
+        <w:pStyle w:val="Heading3"/>
+      </w:pPr>
+      <w:r>
+        <w:t xml:space="preserve">22µH Inductor</w:t>
+      </w:r>
+    </w:p>
+    <w:p>
+      <w:pPr>
+        <w:spacing w:after="200"/>
+      </w:pPr>
+      <w:r>
+        <w:t xml:space="preserve">Top of the MT3608 recommended range (4.7-22µH). Chosen for lower peak inductor current and reduced output ripple at our light load (~85mA at 12V). The SMNR4020-22UH (4x4mm) fits the board.</w:t>
+      </w:r>
+    </w:p>
+    <w:p>
+      <w:pPr>
+        <w:pStyle w:val="Heading3"/>
+      </w:pPr>
+      <w:r>
+        <w:t xml:space="preserve">R6 Current Limiter (10Ω)</w:t>
+      </w:r>
+    </w:p>
+    <w:p>
+      <w:pPr>
+        <w:spacing w:after="200"/>
+      </w:pPr>
+      <w:r>
+        <w:t xml:space="preserve">FLARM outputs up to 200mA at 3.3V on pin 3 (per FLARM manual). Without R6, two LDO outputs would fight, causing uncontrolled current flow. R6 limits mismatch current to ~10mA max. AMS1117 handles backfeed safely with 22µF caps (no protection diode needed). Can be replaced with 0Ω if display voltage drop is an issue.</w:t>
+      </w:r>
+    </w:p>
+    <w:p>
+      <w:pPr>
+        <w:pStyle w:val="Heading3"/>
+      </w:pPr>
+      <w:r>
+        <w:t xml:space="preserve">680Ω LED Resistors</w:t>
+      </w:r>
+    </w:p>
+    <w:p>
+      <w:pPr>
+        <w:spacing w:after="200"/>
+      </w:pPr>
+      <w:r>
+        <w:t xml:space="preserve">KT-0805G (green) has a maximum forward current of 5mA. With 680Ω: I = (5-2.8)/680 = 3.2mA, providing comfortable margin. Yellow LEDs run at 4.3mA. Both values produce adequate brightness (430mcd green, 175mcd yellow).</w:t>
+      </w:r>
+    </w:p>
+    <w:p>
+      <w:pPr>
+        <w:pStyle w:val="Heading1"/>
+      </w:pPr>
+      <w:r>
+        <w:t xml:space="preserve">8. Changes from REV A</w:t>
+      </w:r>
+    </w:p>
+    <w:p>
+      <w:pPr>
+        <w:spacing w:after="100"/>
+      </w:pPr>
+      <w:r>
+        <w:t xml:space="preserve">REV A was ordered, received, and bench-tested. RS232, USB, 3.3V rail, and LEDs all worked. The 12V boost rail produced 0V due to incorrect L1/D1 placement. REV B fixes this; a single other known issue (VCCIO on 5V) is deferred.</w:t>
+      </w:r>
+    </w:p>
+    <w:p>
+      <w:pPr>
+        <w:pStyle w:val="Heading3"/>
+      </w:pPr>
+      <w:r>
+        <w:t xml:space="preserve">Fixed in REV B</w:t>
       </w:r>
     </w:p>
     <w:p>
@@ -7743,7 +7913,7 @@
           <w:sz w:val="20"/>
           <w:szCs w:val="20"/>
         </w:rPr>
-        <w:t xml:space="preserve">312 trace segments across 29 routed nets</w:t>
+        <w:t xml:space="preserve">Boost topology corrected — L1 now between VUSB and SW (was between SW and output); D1 now between SW and V12_OUT (was between boost output and V12_OUT). Standard textbook boost.</w:t>
       </w:r>
     </w:p>
     <w:p>
@@ -7760,111 +7930,7 @@
           <w:sz w:val="20"/>
           <w:szCs w:val="20"/>
         </w:rPr>
-        <w:t xml:space="preserve">Designed in EasyEDA Pro, manufactured by JLCPCB</w:t>
-      </w:r>
-    </w:p>
-    <w:p>
-      <w:pPr>
-        <w:pStyle w:val="Heading1"/>
-      </w:pPr>
-      <w:r>
-        <w:t xml:space="preserve">7. Key Design Decisions</w:t>
-      </w:r>
-    </w:p>
-    <w:p>
-      <w:pPr>
-        <w:pStyle w:val="Heading3"/>
-      </w:pPr>
-      <w:r>
-        <w:t xml:space="preserve">FT232RL over CH340C</w:t>
-      </w:r>
-    </w:p>
-    <w:p>
-      <w:pPr>
-        <w:spacing w:after="200"/>
-      </w:pPr>
-      <w:r>
-        <w:t xml:space="preserve">November 2024 Windows Update broke CH340 drivers. FT232RL uses the built-in usbser.sys driver, eliminating driver issues.</w:t>
-      </w:r>
-    </w:p>
-    <w:p>
-      <w:pPr>
-        <w:pStyle w:val="Heading3"/>
-      </w:pPr>
-      <w:r>
-        <w:t xml:space="preserve">USBLC6-2SC6 ESD Protection</w:t>
-      </w:r>
-    </w:p>
-    <w:p>
-      <w:pPr>
-        <w:spacing w:after="200"/>
-      </w:pPr>
-      <w:r>
-        <w:t xml:space="preserve">Aviation and workshop environments have significant ESD risk. The USBLC6-2SC6 protects USB data lines with minimal capacitance impact.</w:t>
-      </w:r>
-    </w:p>
-    <w:p>
-      <w:pPr>
-        <w:pStyle w:val="Heading3"/>
-      </w:pPr>
-      <w:r>
-        <w:t xml:space="preserve">22µH Inductor</w:t>
-      </w:r>
-    </w:p>
-    <w:p>
-      <w:pPr>
-        <w:spacing w:after="200"/>
-      </w:pPr>
-      <w:r>
-        <w:t xml:space="preserve">Top of the MT3608 recommended range (4.7-22µH). Chosen for lower peak inductor current and reduced output ripple at our light load (~85mA at 12V). The SMNR4020-22UH (4x4mm) fits the board.</w:t>
-      </w:r>
-    </w:p>
-    <w:p>
-      <w:pPr>
-        <w:pStyle w:val="Heading3"/>
-      </w:pPr>
-      <w:r>
-        <w:t xml:space="preserve">R6 Current Limiter (10Ω)</w:t>
-      </w:r>
-    </w:p>
-    <w:p>
-      <w:pPr>
-        <w:spacing w:after="200"/>
-      </w:pPr>
-      <w:r>
-        <w:t xml:space="preserve">FLARM outputs up to 200mA at 3.3V on pin 3 (per FLARM manual). Without R6, two LDO outputs would fight, causing uncontrolled current flow. R6 limits mismatch current to ~10mA max. AMS1117 handles backfeed safely with 22µF caps (no protection diode needed). Can be replaced with 0Ω if display voltage drop is an issue.</w:t>
-      </w:r>
-    </w:p>
-    <w:p>
-      <w:pPr>
-        <w:pStyle w:val="Heading3"/>
-      </w:pPr>
-      <w:r>
-        <w:t xml:space="preserve">680Ω LED Resistors</w:t>
-      </w:r>
-    </w:p>
-    <w:p>
-      <w:pPr>
-        <w:spacing w:after="200"/>
-      </w:pPr>
-      <w:r>
-        <w:t xml:space="preserve">KT-0805G (green) has a maximum forward current of 5mA. With 680Ω: I = (5-2.8)/680 = 3.2mA, providing comfortable margin. Yellow LEDs run at 4.3mA. Both values produce adequate brightness (430mcd green, 175mcd yellow).</w:t>
-      </w:r>
-    </w:p>
-    <w:p>
-      <w:pPr>
-        <w:pStyle w:val="Heading1"/>
-      </w:pPr>
-      <w:r>
-        <w:t xml:space="preserve">8. Design Verification (REV A)</w:t>
-      </w:r>
-    </w:p>
-    <w:p>
-      <w:pPr>
-        <w:spacing w:after="100"/>
-      </w:pPr>
-      <w:r>
-        <w:t xml:space="preserve">Full electrical review completed 2026-03-13:</w:t>
+        <w:t xml:space="preserve">Removed R3 (10kΩ EN pull-up) — MT3608 EN tied directly to VUSB.</w:t>
       </w:r>
     </w:p>
     <w:p>
@@ -7881,7 +7947,7 @@
           <w:sz w:val="20"/>
           <w:szCs w:val="20"/>
         </w:rPr>
-        <w:t xml:space="preserve">FT232RL: all 28 pins verified (TEST→GND, CTS/DSR/DCD/RI→GND, OSCI/OSCO NC)</w:t>
+        <w:t xml:space="preserve">Removed C2 (100nF boost input HF) — not required by datasheet; C1 (22µF) suffices.</w:t>
       </w:r>
     </w:p>
     <w:p>
@@ -7898,7 +7964,7 @@
           <w:sz w:val="20"/>
           <w:szCs w:val="20"/>
         </w:rPr>
-        <w:t xml:space="preserve">MAX3232: charge pump caps correct, ch1 UART↔RS232, T2IN (pin 10) tied to GND</w:t>
+        <w:t xml:space="preserve">Removed C4 (4.7µF boost output aux) — not required by datasheet; C3 (22µF) suffices.</w:t>
       </w:r>
     </w:p>
     <w:p>
@@ -7915,7 +7981,7 @@
           <w:sz w:val="20"/>
           <w:szCs w:val="20"/>
         </w:rPr>
-        <w:t xml:space="preserve">MT3608: boost topology correct, Vout=12.36V, D1 polarity correct</w:t>
+        <w:t xml:space="preserve">VBOOST net eliminated — SW → D1 → V12_OUT is one continuous output path.</w:t>
       </w:r>
     </w:p>
     <w:p>
@@ -7932,7 +7998,39 @@
           <w:sz w:val="20"/>
           <w:szCs w:val="20"/>
         </w:rPr>
-        <w:t xml:space="preserve">USB-C: CC pulldowns 5.1kΩ, D+/D- through USBLC6, both orientations</w:t>
+        <w:t xml:space="preserve">LED2 colour corrected in documentation: KT-0805Y (yellow), matches physical BOM.</w:t>
+      </w:r>
+    </w:p>
+    <w:p>
+      <w:pPr>
+        <w:pStyle w:val="Heading3"/>
+      </w:pPr>
+      <w:r>
+        <w:t xml:space="preserve">Deferred (not fixed in REV B)</w:t>
+      </w:r>
+    </w:p>
+    <w:p>
+      <w:pPr>
+        <w:spacing w:after="200"/>
+      </w:pPr>
+      <w:r>
+        <w:t xml:space="preserve">FT232RL VCCIO (pin 4) is still tied to VUSB (5V). UART signals on the J3 header are 5V TTL. This is fine for MAX3232 (3–5.5V tolerant) and for 5V-tolerant external MCUs, but not safe for 3.3V-only targets via J3. Fix planned: tie VCCIO to FT_3V3 (pin 17) in a future revision. Low priority — main use case is the RS232 path to FLARM, unaffected by VCCIO voltage.</w:t>
+      </w:r>
+    </w:p>
+    <w:p>
+      <w:pPr>
+        <w:pStyle w:val="Heading1"/>
+      </w:pPr>
+      <w:r>
+        <w:t xml:space="preserve">9. Design Verification (REV B)</w:t>
+      </w:r>
+    </w:p>
+    <w:p>
+      <w:pPr>
+        <w:spacing w:after="100"/>
+      </w:pPr>
+      <w:r>
+        <w:t xml:space="preserve">Netlist and BOM review completed 2026-04-20 against REV B EasyEDA project export:</w:t>
       </w:r>
     </w:p>
     <w:p>
@@ -7949,7 +8047,7 @@
           <w:sz w:val="20"/>
           <w:szCs w:val="20"/>
         </w:rPr>
-        <w:t xml:space="preserve">AMS1117: V3V3 → R6 (10Ω) → RJ45 pin 3, adequate headroom (1.7V)</w:t>
+        <w:t xml:space="preserve">FT232RL: all 28 pins verified (TEST→GND, CTS/DSR/DCD/RI→GND, OSCI/OSCO NC, VCCIO on VUSB=5V)</w:t>
       </w:r>
     </w:p>
     <w:p>
@@ -7966,7 +8064,7 @@
           <w:sz w:val="20"/>
           <w:szCs w:val="20"/>
         </w:rPr>
-        <w:t xml:space="preserve">LED circuits: active-low CBUS, correct polarity, 3.2–4.3mA</w:t>
+        <w:t xml:space="preserve">MAX3232: C5 is VCC bypass; C6/C7 charge pumps; C8/C9 V± storage. Ch1 UART↔RS232, T2IN (pin 10) tied to GND</w:t>
       </w:r>
     </w:p>
     <w:p>
@@ -7983,7 +8081,7 @@
           <w:sz w:val="20"/>
           <w:szCs w:val="20"/>
         </w:rPr>
-        <w:t xml:space="preserve">RJ45 pinout matches FLARM IGC specification</w:t>
+        <w:t xml:space="preserve">MT3608: VUSB→L1→SW→D1→V12_OUT. Feedback 100k/5.1k gives 12.35V. Boost topology now correct</w:t>
       </w:r>
     </w:p>
     <w:p>
@@ -8000,7 +8098,7 @@
           <w:sz w:val="20"/>
           <w:szCs w:val="20"/>
         </w:rPr>
-        <w:t xml:space="preserve">USB D+/D- length matched (24.3mm each)</w:t>
+        <w:t xml:space="preserve">USB-C: CC1/CC2 pulldowns 5.1kΩ, D+/D- through USBLC6 (diff-pair rule active), both orientations</w:t>
       </w:r>
     </w:p>
     <w:p>
@@ -8017,7 +8115,7 @@
           <w:sz w:val="20"/>
           <w:szCs w:val="20"/>
         </w:rPr>
-        <w:t xml:space="preserve">Power budget: ~280mA within USB 2.0 500mA limit</w:t>
+        <w:t xml:space="preserve">AMS1117: V3V3 → R6 (10Ω) → RJ45 pin 3, adequate headroom (1.7V)</w:t>
       </w:r>
     </w:p>
     <w:p>
@@ -8034,6 +8132,91 @@
           <w:sz w:val="20"/>
           <w:szCs w:val="20"/>
         </w:rPr>
+        <w:t xml:space="preserve">LED circuits: active-low CBUS, correct polarity, 3.2–4.3mA (LED2 now correctly yellow)</w:t>
+      </w:r>
+    </w:p>
+    <w:p>
+      <w:pPr>
+        <w:pStyle w:val="ListParagraph"/>
+        <w:numPr>
+          <w:ilvl w:val="0"/>
+          <w:numId w:val="2"/>
+        </w:numPr>
+        <w:spacing w:after="60"/>
+      </w:pPr>
+      <w:r>
+        <w:rPr>
+          <w:sz w:val="20"/>
+          <w:szCs w:val="20"/>
+        </w:rPr>
+        <w:t xml:space="preserve">RJ45 pinout matches FLARM IGC specification (SMD connector uses reversed pad numbering, compensated in routing)</w:t>
+      </w:r>
+    </w:p>
+    <w:p>
+      <w:pPr>
+        <w:pStyle w:val="ListParagraph"/>
+        <w:numPr>
+          <w:ilvl w:val="0"/>
+          <w:numId w:val="2"/>
+        </w:numPr>
+        <w:spacing w:after="60"/>
+      </w:pPr>
+      <w:r>
+        <w:rPr>
+          <w:sz w:val="20"/>
+          <w:szCs w:val="20"/>
+        </w:rPr>
+        <w:t xml:space="preserve">USB D+/D- configured as differential pair (DP1, DP2), 6mil/6mil</w:t>
+      </w:r>
+    </w:p>
+    <w:p>
+      <w:pPr>
+        <w:pStyle w:val="ListParagraph"/>
+        <w:numPr>
+          <w:ilvl w:val="0"/>
+          <w:numId w:val="2"/>
+        </w:numPr>
+        <w:spacing w:after="60"/>
+      </w:pPr>
+      <w:r>
+        <w:rPr>
+          <w:sz w:val="20"/>
+          <w:szCs w:val="20"/>
+        </w:rPr>
+        <w:t xml:space="preserve">GND pour both layers, 54 stitching vias</w:t>
+      </w:r>
+    </w:p>
+    <w:p>
+      <w:pPr>
+        <w:pStyle w:val="ListParagraph"/>
+        <w:numPr>
+          <w:ilvl w:val="0"/>
+          <w:numId w:val="2"/>
+        </w:numPr>
+        <w:spacing w:after="60"/>
+      </w:pPr>
+      <w:r>
+        <w:rPr>
+          <w:sz w:val="20"/>
+          <w:szCs w:val="20"/>
+        </w:rPr>
+        <w:t xml:space="preserve">Power budget: ~280mA within USB 2.0 500mA limit</w:t>
+      </w:r>
+    </w:p>
+    <w:p>
+      <w:pPr>
+        <w:pStyle w:val="ListParagraph"/>
+        <w:numPr>
+          <w:ilvl w:val="0"/>
+          <w:numId w:val="2"/>
+        </w:numPr>
+        <w:spacing w:after="60"/>
+      </w:pPr>
+      <w:r>
+        <w:rPr>
+          <w:sz w:val="20"/>
+          <w:szCs w:val="20"/>
+        </w:rPr>
         <w:t xml:space="preserve">All capacitor voltage ratings ≥1.8×, all resistor power ratings &lt;40%</w:t>
       </w:r>
     </w:p>
@@ -8042,7 +8225,7 @@
         <w:pStyle w:val="Heading1"/>
       </w:pPr>
       <w:r>
-        <w:t xml:space="preserve">9. Remaining Items</w:t>
+        <w:t xml:space="preserve">10. Status &amp; Next Steps</w:t>
       </w:r>
     </w:p>
     <w:p>
@@ -8059,7 +8242,7 @@
           <w:sz w:val="20"/>
           <w:szCs w:val="20"/>
         </w:rPr>
-        <w:t xml:space="preserve">Run ERC and DRC in EasyEDA Pro</w:t>
+        <w:t xml:space="preserve">REV B fabrication files exported (Gerber, BOM, Pick-and-Place) — ready for JLCPCB order</w:t>
       </w:r>
     </w:p>
     <w:p>
@@ -8076,7 +8259,7 @@
           <w:sz w:val="20"/>
           <w:szCs w:val="20"/>
         </w:rPr>
-        <w:t xml:space="preserve">Verify SMD RJ45 (RJ-064-1) C-number for JLCPCB</w:t>
+        <w:t xml:space="preserve">Bring-up plan: verify 12V at RJ45 pins 1/2 with DMM before connecting FLARM</w:t>
       </w:r>
     </w:p>
     <w:p>
@@ -8093,7 +8276,7 @@
           <w:sz w:val="20"/>
           <w:szCs w:val="20"/>
         </w:rPr>
-        <w:t xml:space="preserve">Export Gerber, BOM, CPL for JLCPCB order</w:t>
+        <w:t xml:space="preserve">Validate USB enumeration, TX/RX loopback via monitor_com11.py / poke_flarm.py</w:t>
       </w:r>
     </w:p>
     <w:p>
@@ -8110,7 +8293,7 @@
           <w:sz w:val="20"/>
           <w:szCs w:val="20"/>
         </w:rPr>
-        <w:t xml:space="preserve">Test AMS1117 output stability with MLCC caps after build</w:t>
+        <w:t xml:space="preserve">Program FT232RL EEPROM via FT_PROG (device description, unique serial) — optional</w:t>
       </w:r>
     </w:p>
     <w:p>
@@ -8127,7 +8310,7 @@
           <w:sz w:val="20"/>
           <w:szCs w:val="20"/>
         </w:rPr>
-        <w:t xml:space="preserve">Optional: Program FT232RL EEPROM via FT_PROG (device description, serial number)</w:t>
+        <w:t xml:space="preserve">Future REV: move VCCIO to 3.3V (J3 header at 3.3V TTL for 3.3V-only targets)</w:t>
       </w:r>
     </w:p>
     <w:sectPr>

--- a/Docs/FLARM_USB_Updater_Design_Document.docx
+++ b/Docs/FLARM_USB_Updater_Design_Document.docx
@@ -459,7 +459,7 @@
         <w:spacing w:after="200"/>
       </w:pPr>
       <w:r>
-        <w:t xml:space="preserve">MAX3232 (U2) converts TTL UART to RS232 levels. C5 is VCC bypass (pin 16). C6/C7 are the charge pump flying caps (C1±/C2±). C8/C9 are V+/V- storage caps. All five are 100nF, which is the MAX3232 datasheet value for 3V–5.5V operation. Channel 1 carries FLARM communication. Channel 2 is unused; T2IN (pin 10) is tied to GND to prevent floating-input oscillation; the other channel-2 pins are left floating (allowed by datasheet).</w:t>
+        <w:t xml:space="preserve">MAX3232 (U2) converts TTL UART to RS232 levels. U2 is powered from the 3.3V rail (V3V3, AMS1117 output on the regulator side of R6), so the FT232RL↔MAX3232 interface is level-matched at 3.3V in both directions with in-spec margin (MAX3232 driver V_IH = 2.0V at VCC = 3.3V; FT232RL TXD high = 2.2V min at VCCIO = 3.3V). C5 is VCC bypass (pin 16). C6/C7 are the charge pump flying caps (C1±/C2±). C8/C9 are V+/V- storage caps. All five are 100nF, which is the MAX3232 datasheet value for 3V–5.5V operation. Channel 1 carries FLARM communication. Channel 2 is unused; T2IN (pin 10) is tied to GND to prevent floating-input oscillation; the other channel-2 pins are left floating (allowed by datasheet).</w:t>
       </w:r>
     </w:p>
     <w:p>
@@ -7888,7 +7888,7 @@
         <w:spacing w:after="100"/>
       </w:pPr>
       <w:r>
-        <w:t xml:space="preserve">REV A was ordered, received, and bench-tested. RS232, USB, 3.3V rail, and LEDs all worked. The 12V boost rail produced 0V due to incorrect L1/D1 placement. REV B fixes this; a single other known issue (VCCIO on 5V) is deferred.</w:t>
+        <w:t xml:space="preserve">REV A was ordered, received, and bench-tested. RS232, USB, 3.3V rail, and LEDs all worked. The 12V boost rail produced 0V due to incorrect L1/D1 placement. REV B fixes this and refines the MAX3232 supply; there are no deferred electrical issues.</w:t>
       </w:r>
     </w:p>
     <w:p>
@@ -8003,38 +8003,6 @@
     </w:p>
     <w:p>
       <w:pPr>
-        <w:pStyle w:val="Heading3"/>
-      </w:pPr>
-      <w:r>
-        <w:t xml:space="preserve">Deferred (not fixed in REV B)</w:t>
-      </w:r>
-    </w:p>
-    <w:p>
-      <w:pPr>
-        <w:spacing w:after="200"/>
-      </w:pPr>
-      <w:r>
-        <w:t xml:space="preserve">FT232RL VCCIO (pin 4) is still tied to VUSB (5V). UART signals on the J3 header are 5V TTL. This is fine for MAX3232 (3–5.5V tolerant) and for 5V-tolerant external MCUs, but not safe for 3.3V-only targets via J3. Fix planned: tie VCCIO to FT_3V3 (pin 17) in a future revision. Low priority — main use case is the RS232 path to FLARM, unaffected by VCCIO voltage.</w:t>
-      </w:r>
-    </w:p>
-    <w:p>
-      <w:pPr>
-        <w:pStyle w:val="Heading1"/>
-      </w:pPr>
-      <w:r>
-        <w:t xml:space="preserve">9. Design Verification (REV B)</w:t>
-      </w:r>
-    </w:p>
-    <w:p>
-      <w:pPr>
-        <w:spacing w:after="100"/>
-      </w:pPr>
-      <w:r>
-        <w:t xml:space="preserve">Netlist and BOM review completed 2026-04-20 against REV B EasyEDA project export:</w:t>
-      </w:r>
-    </w:p>
-    <w:p>
-      <w:pPr>
         <w:pStyle w:val="ListParagraph"/>
         <w:numPr>
           <w:ilvl w:val="0"/>
@@ -8047,7 +8015,39 @@
           <w:sz w:val="20"/>
           <w:szCs w:val="20"/>
         </w:rPr>
-        <w:t xml:space="preserve">FT232RL: all 28 pins verified (TEST→GND, CTS/DSR/DCD/RI→GND, OSCI/OSCO NC, VCCIO on VUSB=5V)</w:t>
+        <w:t xml:space="preserve">MAX3232 supply — VCC (U2 pin 16) and bypass cap C5 moved from VUSB (5V) to the 3.3V rail (V3V3, AMS1117 output on the regulator side of R6). Closes a worst-case out-of-spec logic-high margin: a 5V-powered MAX3232 needs 2.4V V_IH but the FT232RL TXD only guarantees 2.2V at VCCIO=3.3V. At VCC=3.3V the MAX3232 V_IH is 2.0V — in spec. Both ICs now share the 3.3V rail.</w:t>
+      </w:r>
+    </w:p>
+    <w:p>
+      <w:pPr>
+        <w:pStyle w:val="Heading3"/>
+      </w:pPr>
+      <w:r>
+        <w:t xml:space="preserve">FT232RL VCCIO / J3 logic level</w:t>
+      </w:r>
+    </w:p>
+    <w:p>
+      <w:pPr>
+        <w:spacing w:after="200"/>
+      </w:pPr>
+      <w:r>
+        <w:t xml:space="preserve">FT232RL VCCIO (pin 4) is tied to 3V3OUT (pin 17, the FT232RL's internal 3.3V regulator), so the J3 breakout header is 3.3V TTL — safe to connect directly to any 3.3V MCU (nRF, RP2040, ESP32, STM32). FT232RL VCC (pin 20) is on USB 5V, which powers the USB interface only and does not set the I/O logic level. There are no deferred electrical issues.</w:t>
+      </w:r>
+    </w:p>
+    <w:p>
+      <w:pPr>
+        <w:pStyle w:val="Heading1"/>
+      </w:pPr>
+      <w:r>
+        <w:t xml:space="preserve">9. Design Verification (REV B)</w:t>
+      </w:r>
+    </w:p>
+    <w:p>
+      <w:pPr>
+        <w:spacing w:after="100"/>
+      </w:pPr>
+      <w:r>
+        <w:t xml:space="preserve">Netlist and BOM review, re-verified 2026-05-15 against the REV B EasyEDA project export (programmatic netlist parse cross-checked against component datasheets):</w:t>
       </w:r>
     </w:p>
     <w:p>
@@ -8064,7 +8064,7 @@
           <w:sz w:val="20"/>
           <w:szCs w:val="20"/>
         </w:rPr>
-        <w:t xml:space="preserve">MAX3232: C5 is VCC bypass; C6/C7 charge pumps; C8/C9 V± storage. Ch1 UART↔RS232, T2IN (pin 10) tied to GND</w:t>
+        <w:t xml:space="preserve">FT232RL: all 28 pins verified (TEST→GND, CTS/DSR/DCD/RI→GND, OSCI/OSCO NC, VCC on VUSB=5V, VCCIO on FT_3V3=3.3V)</w:t>
       </w:r>
     </w:p>
     <w:p>
@@ -8081,7 +8081,7 @@
           <w:sz w:val="20"/>
           <w:szCs w:val="20"/>
         </w:rPr>
-        <w:t xml:space="preserve">MT3608: VUSB→L1→SW→D1→V12_OUT. Feedback 100k/5.1k gives 12.35V. Boost topology now correct</w:t>
+        <w:t xml:space="preserve">MAX3232: VCC on V3V3 (3.3V rail); C5 is VCC bypass; C6/C7 charge pumps; C8/C9 V± storage. Ch1 UART↔RS232, T2IN (pin 10) tied to GND</w:t>
       </w:r>
     </w:p>
     <w:p>
@@ -8098,7 +8098,7 @@
           <w:sz w:val="20"/>
           <w:szCs w:val="20"/>
         </w:rPr>
-        <w:t xml:space="preserve">USB-C: CC1/CC2 pulldowns 5.1kΩ, D+/D- through USBLC6 (diff-pair rule active), both orientations</w:t>
+        <w:t xml:space="preserve">MT3608: VUSB→L1→SW→D1→V12_OUT. Feedback 100k/5.1k gives 12.35V. Boost topology now correct</w:t>
       </w:r>
     </w:p>
     <w:p>
@@ -8115,7 +8115,7 @@
           <w:sz w:val="20"/>
           <w:szCs w:val="20"/>
         </w:rPr>
-        <w:t xml:space="preserve">AMS1117: V3V3 → R6 (10Ω) → RJ45 pin 3, adequate headroom (1.7V)</w:t>
+        <w:t xml:space="preserve">USB-C: CC1/CC2 pulldowns 5.1kΩ, D+/D- through USBLC6 (diff-pair rule active), both orientations</w:t>
       </w:r>
     </w:p>
     <w:p>
@@ -8132,7 +8132,7 @@
           <w:sz w:val="20"/>
           <w:szCs w:val="20"/>
         </w:rPr>
-        <w:t xml:space="preserve">LED circuits: active-low CBUS, correct polarity, 3.2–4.3mA (LED2 now correctly yellow)</w:t>
+        <w:t xml:space="preserve">AMS1117: V3V3 → R6 (10Ω) → RJ45 pin 3, adequate headroom (1.7V)</w:t>
       </w:r>
     </w:p>
     <w:p>
@@ -8149,7 +8149,7 @@
           <w:sz w:val="20"/>
           <w:szCs w:val="20"/>
         </w:rPr>
-        <w:t xml:space="preserve">RJ45 pinout matches FLARM IGC specification (SMD connector uses reversed pad numbering, compensated in routing)</w:t>
+        <w:t xml:space="preserve">LED circuits: active-low CBUS, correct polarity, 3.2–4.3mA (LED2 now correctly yellow)</w:t>
       </w:r>
     </w:p>
     <w:p>
@@ -8166,7 +8166,7 @@
           <w:sz w:val="20"/>
           <w:szCs w:val="20"/>
         </w:rPr>
-        <w:t xml:space="preserve">USB D+/D- configured as differential pair (DP1, DP2), 6mil/6mil</w:t>
+        <w:t xml:space="preserve">RJ45 pinout matches FLARM IGC specification (SMD connector uses reversed pad numbering, compensated in routing)</w:t>
       </w:r>
     </w:p>
     <w:p>
@@ -8183,7 +8183,7 @@
           <w:sz w:val="20"/>
           <w:szCs w:val="20"/>
         </w:rPr>
-        <w:t xml:space="preserve">GND pour both layers, 54 stitching vias</w:t>
+        <w:t xml:space="preserve">USB D+/D- configured as differential pair (DP1, DP2), 6mil/6mil</w:t>
       </w:r>
     </w:p>
     <w:p>
@@ -8200,7 +8200,7 @@
           <w:sz w:val="20"/>
           <w:szCs w:val="20"/>
         </w:rPr>
-        <w:t xml:space="preserve">Power budget: ~280mA within USB 2.0 500mA limit</w:t>
+        <w:t xml:space="preserve">GND pour both layers, 54 stitching vias</w:t>
       </w:r>
     </w:p>
     <w:p>
@@ -8217,6 +8217,23 @@
           <w:sz w:val="20"/>
           <w:szCs w:val="20"/>
         </w:rPr>
+        <w:t xml:space="preserve">Power budget: ~280mA within USB 2.0 500mA limit</w:t>
+      </w:r>
+    </w:p>
+    <w:p>
+      <w:pPr>
+        <w:pStyle w:val="ListParagraph"/>
+        <w:numPr>
+          <w:ilvl w:val="0"/>
+          <w:numId w:val="2"/>
+        </w:numPr>
+        <w:spacing w:after="60"/>
+      </w:pPr>
+      <w:r>
+        <w:rPr>
+          <w:sz w:val="20"/>
+          <w:szCs w:val="20"/>
+        </w:rPr>
         <w:t xml:space="preserve">All capacitor voltage ratings ≥1.8×, all resistor power ratings &lt;40%</w:t>
       </w:r>
     </w:p>
@@ -8294,23 +8311,6 @@
           <w:szCs w:val="20"/>
         </w:rPr>
         <w:t xml:space="preserve">Program FT232RL EEPROM via FT_PROG (device description, unique serial) — optional</w:t>
-      </w:r>
-    </w:p>
-    <w:p>
-      <w:pPr>
-        <w:pStyle w:val="ListParagraph"/>
-        <w:numPr>
-          <w:ilvl w:val="0"/>
-          <w:numId w:val="4"/>
-        </w:numPr>
-        <w:spacing w:after="80"/>
-      </w:pPr>
-      <w:r>
-        <w:rPr>
-          <w:sz w:val="20"/>
-          <w:szCs w:val="20"/>
-        </w:rPr>
-        <w:t xml:space="preserve">Future REV: move VCCIO to 3.3V (J3 header at 3.3V TTL for 3.3V-only targets)</w:t>
       </w:r>
     </w:p>
     <w:sectPr>
